--- a/Manuscript/Manuscript.docx
+++ b/Manuscript/Manuscript.docx
@@ -23730,8 +23730,8 @@
         </w:rPr>
         <w:lastRenderedPageBreak/>
         <w:drawing>
-          <wp:inline distT="0" distB="0" distL="0" distR="0" wp14:anchorId="2B523B0D" wp14:editId="302E1D98">
-            <wp:extent cx="5760000" cy="6340084"/>
+          <wp:inline distT="0" distB="0" distL="0" distR="0" wp14:anchorId="2B523B0D" wp14:editId="56E51E59">
+            <wp:extent cx="5760000" cy="6340070"/>
             <wp:effectExtent l="0" t="0" r="6350" b="0"/>
             <wp:docPr id="697896864" name="Picture 1"/>
             <wp:cNvGraphicFramePr>
@@ -23741,7 +23741,7 @@
               <a:graphicData uri="http://schemas.openxmlformats.org/drawingml/2006/picture">
                 <pic:pic xmlns:pic="http://schemas.openxmlformats.org/drawingml/2006/picture">
                   <pic:nvPicPr>
-                    <pic:cNvPr id="697896864" name="Picture 697896864"/>
+                    <pic:cNvPr id="697896864" name="Picture 1"/>
                     <pic:cNvPicPr/>
                   </pic:nvPicPr>
                   <pic:blipFill>
@@ -23753,7 +23753,7 @@
                   <pic:spPr>
                     <a:xfrm>
                       <a:off x="0" y="0"/>
-                      <a:ext cx="5760000" cy="6340084"/>
+                      <a:ext cx="5760000" cy="6340070"/>
                     </a:xfrm>
                     <a:prstGeom prst="rect">
                       <a:avLst/>
@@ -23921,6 +23921,13 @@
           <w:lang w:val="en-GB"/>
         </w:rPr>
         <w:t>. Summary of defecation estimates.</w:t>
+      </w:r>
+      <w:r>
+        <w:rPr>
+          <w:rFonts w:ascii="Times New Roman" w:hAnsi="Times New Roman" w:cs="Times New Roman"/>
+          <w:lang w:val="en-GB"/>
+        </w:rPr>
+        <w:t>(cf. Figure 1).</w:t>
       </w:r>
     </w:p>
     <w:tbl>
@@ -26645,6 +26652,49 @@
           <w:lang w:val="en-GB"/>
         </w:rPr>
       </w:pPr>
+      <w:r>
+        <w:rPr>
+          <w:rFonts w:ascii="Times New Roman" w:hAnsi="Times New Roman"/>
+          <w:noProof/>
+          <w:lang w:val="en-GB"/>
+        </w:rPr>
+        <w:lastRenderedPageBreak/>
+        <w:drawing>
+          <wp:inline distT="0" distB="0" distL="0" distR="0" wp14:anchorId="2CE6F67B" wp14:editId="5BABA961">
+            <wp:extent cx="5760000" cy="3460084"/>
+            <wp:effectExtent l="0" t="0" r="0" b="0"/>
+            <wp:docPr id="349005905" name="Picture 1"/>
+            <wp:cNvGraphicFramePr>
+              <a:graphicFrameLocks xmlns:a="http://schemas.openxmlformats.org/drawingml/2006/main" noChangeAspect="1"/>
+            </wp:cNvGraphicFramePr>
+            <a:graphic xmlns:a="http://schemas.openxmlformats.org/drawingml/2006/main">
+              <a:graphicData uri="http://schemas.openxmlformats.org/drawingml/2006/picture">
+                <pic:pic xmlns:pic="http://schemas.openxmlformats.org/drawingml/2006/picture">
+                  <pic:nvPicPr>
+                    <pic:cNvPr id="349005905" name="Picture 349005905"/>
+                    <pic:cNvPicPr/>
+                  </pic:nvPicPr>
+                  <pic:blipFill>
+                    <a:blip r:embed="rId22"/>
+                    <a:stretch>
+                      <a:fillRect/>
+                    </a:stretch>
+                  </pic:blipFill>
+                  <pic:spPr>
+                    <a:xfrm>
+                      <a:off x="0" y="0"/>
+                      <a:ext cx="5760000" cy="3460084"/>
+                    </a:xfrm>
+                    <a:prstGeom prst="rect">
+                      <a:avLst/>
+                    </a:prstGeom>
+                  </pic:spPr>
+                </pic:pic>
+              </a:graphicData>
+            </a:graphic>
+          </wp:inline>
+        </w:drawing>
+      </w:r>
     </w:p>
     <w:p>
       <w:pPr>
@@ -26763,27 +26813,58 @@
           <w:lang w:val="en-GB"/>
         </w:rPr>
         <w:t>. Likelihood of biochemical transformation.</w:t>
+      </w:r>
+      <w:r>
+        <w:rPr>
+          <w:rFonts w:ascii="Times New Roman" w:hAnsi="Times New Roman" w:cs="Times New Roman"/>
+          <w:lang w:val="en-GB"/>
+        </w:rPr>
+        <w:t>(cf. Figure 2</w:t>
+      </w:r>
+      <w:r>
+        <w:rPr>
+          <w:rFonts w:ascii="Times New Roman" w:hAnsi="Times New Roman" w:cs="Times New Roman"/>
+          <w:lang w:val="en-GB"/>
+        </w:rPr>
+        <w:t>, 3</w:t>
+      </w:r>
+      <w:r>
+        <w:rPr>
+          <w:rFonts w:ascii="Times New Roman" w:hAnsi="Times New Roman" w:cs="Times New Roman"/>
+          <w:lang w:val="en-GB"/>
+        </w:rPr>
+        <w:t>).</w:t>
       </w:r>
     </w:p>
     <w:tbl>
       <w:tblPr>
         <w:tblStyle w:val="TableGrid"/>
         <w:tblW w:w="5000" w:type="pct"/>
+        <w:tblBorders>
+          <w:top w:val="none" w:sz="0" w:space="0" w:color="auto"/>
+          <w:left w:val="none" w:sz="0" w:space="0" w:color="auto"/>
+          <w:bottom w:val="none" w:sz="0" w:space="0" w:color="auto"/>
+          <w:right w:val="none" w:sz="0" w:space="0" w:color="auto"/>
+          <w:insideH w:val="none" w:sz="0" w:space="0" w:color="auto"/>
+          <w:insideV w:val="none" w:sz="0" w:space="0" w:color="auto"/>
+        </w:tblBorders>
         <w:tblLook w:val="04A0" w:firstRow="1" w:lastRow="0" w:firstColumn="1" w:lastColumn="0" w:noHBand="0" w:noVBand="1"/>
       </w:tblPr>
       <w:tblGrid>
-        <w:gridCol w:w="2157"/>
-        <w:gridCol w:w="900"/>
-        <w:gridCol w:w="1260"/>
-        <w:gridCol w:w="921"/>
-        <w:gridCol w:w="1621"/>
-        <w:gridCol w:w="1080"/>
-        <w:gridCol w:w="1077"/>
+        <w:gridCol w:w="3602"/>
+        <w:gridCol w:w="2432"/>
+        <w:gridCol w:w="1422"/>
+        <w:gridCol w:w="982"/>
+        <w:gridCol w:w="588"/>
       </w:tblGrid>
       <w:tr>
         <w:tc>
           <w:tcPr>
-            <w:tcW w:w="1196" w:type="pct"/>
+            <w:tcW w:w="1995" w:type="pct"/>
+            <w:tcBorders>
+              <w:top w:val="single" w:sz="4" w:space="0" w:color="auto"/>
+              <w:bottom w:val="single" w:sz="4" w:space="0" w:color="auto"/>
+            </w:tcBorders>
           </w:tcPr>
           <w:p>
             <w:pPr>
@@ -26798,7 +26879,11 @@
         </w:tc>
         <w:tc>
           <w:tcPr>
-            <w:tcW w:w="499" w:type="pct"/>
+            <w:tcW w:w="1347" w:type="pct"/>
+            <w:tcBorders>
+              <w:top w:val="single" w:sz="4" w:space="0" w:color="auto"/>
+              <w:bottom w:val="single" w:sz="4" w:space="0" w:color="auto"/>
+            </w:tcBorders>
           </w:tcPr>
           <w:p>
             <w:pPr>
@@ -26816,13 +26901,62 @@
                 <w:bCs/>
                 <w:lang w:val="en-GB"/>
               </w:rPr>
-              <w:t>Kelp</w:t>
+              <w:t>Ratio (</w:t>
+            </w:r>
+            <w:r>
+              <w:rPr>
+                <w:rFonts w:ascii="Times New Roman" w:hAnsi="Times New Roman" w:cs="Times New Roman"/>
+                <w:b/>
+                <w:bCs/>
+                <w:lang w:val="en-GB"/>
+              </w:rPr>
+              <w:t>F</w:t>
+            </w:r>
+            <w:r>
+              <w:rPr>
+                <w:rFonts w:ascii="Times New Roman" w:hAnsi="Times New Roman" w:cs="Times New Roman"/>
+                <w:b/>
+                <w:bCs/>
+                <w:lang w:val="en-GB"/>
+              </w:rPr>
+              <w:t xml:space="preserve">aeces / </w:t>
+            </w:r>
+            <w:r>
+              <w:rPr>
+                <w:rFonts w:ascii="Times New Roman" w:hAnsi="Times New Roman" w:cs="Times New Roman"/>
+                <w:b/>
+                <w:bCs/>
+                <w:lang w:val="en-GB"/>
+              </w:rPr>
+              <w:t>F</w:t>
+            </w:r>
+            <w:r>
+              <w:rPr>
+                <w:rFonts w:ascii="Times New Roman" w:hAnsi="Times New Roman" w:cs="Times New Roman"/>
+                <w:b/>
+                <w:bCs/>
+                <w:lang w:val="en-GB"/>
+              </w:rPr>
+              <w:t>ood</w:t>
+            </w:r>
+            <w:r>
+              <w:rPr>
+                <w:rFonts w:ascii="Times New Roman" w:hAnsi="Times New Roman" w:cs="Times New Roman"/>
+                <w:b/>
+                <w:bCs/>
+                <w:lang w:val="en-GB"/>
+              </w:rPr>
+              <w:t>)</w:t>
             </w:r>
           </w:p>
         </w:tc>
         <w:tc>
           <w:tcPr>
-            <w:tcW w:w="699" w:type="pct"/>
+            <w:tcW w:w="788" w:type="pct"/>
+            <w:tcBorders>
+              <w:top w:val="single" w:sz="4" w:space="0" w:color="auto"/>
+              <w:bottom w:val="single" w:sz="4" w:space="0" w:color="auto"/>
+            </w:tcBorders>
           </w:tcPr>
           <w:p>
             <w:pPr>
@@ -26838,15 +26972,75 @@
                 <w:rFonts w:ascii="Times New Roman" w:hAnsi="Times New Roman" w:cs="Times New Roman"/>
                 <w:b/>
                 <w:bCs/>
+                <w:i/>
+                <w:iCs/>
                 <w:lang w:val="en-GB"/>
               </w:rPr>
-              <w:t>Faeces</w:t>
+              <w:t>P</w:t>
+            </w:r>
+            <w:r>
+              <w:rPr>
+                <w:rFonts w:ascii="Times New Roman" w:hAnsi="Times New Roman" w:cs="Times New Roman"/>
+                <w:b/>
+                <w:bCs/>
+                <w:lang w:val="en-GB"/>
+              </w:rPr>
+              <w:t>(</w:t>
+            </w:r>
+            <w:r>
+              <w:rPr>
+                <w:rFonts w:ascii="Times New Roman" w:hAnsi="Times New Roman" w:cs="Times New Roman"/>
+                <w:b/>
+                <w:bCs/>
+                <w:lang w:val="en-GB"/>
+              </w:rPr>
+              <w:t>ratio</w:t>
+            </w:r>
+            <w:r>
+              <w:rPr>
+                <w:rFonts w:ascii="Times New Roman" w:hAnsi="Times New Roman" w:cs="Times New Roman"/>
+                <w:b/>
+                <w:bCs/>
+                <w:lang w:val="en-GB"/>
+              </w:rPr>
+              <w:t xml:space="preserve"> </w:t>
+            </w:r>
+            <w:r>
+              <w:rPr>
+                <w:rFonts w:ascii="Times New Roman" w:hAnsi="Times New Roman" w:cs="Times New Roman"/>
+                <w:b/>
+                <w:bCs/>
+                <w:lang w:val="en-GB"/>
+              </w:rPr>
+              <w:t xml:space="preserve">&lt; </w:t>
+            </w:r>
+            <w:r>
+              <w:rPr>
+                <w:rFonts w:ascii="Times New Roman" w:hAnsi="Times New Roman" w:cs="Times New Roman"/>
+                <w:b/>
+                <w:bCs/>
+                <w:lang w:val="en-GB"/>
+              </w:rPr>
+              <w:t>1</w:t>
+            </w:r>
+            <w:r>
+              <w:rPr>
+                <w:rFonts w:ascii="Times New Roman" w:hAnsi="Times New Roman" w:cs="Times New Roman"/>
+                <w:b/>
+                <w:bCs/>
+                <w:lang w:val="en-GB"/>
+              </w:rPr>
+              <w:t>)</w:t>
             </w:r>
           </w:p>
         </w:tc>
         <w:tc>
           <w:tcPr>
-            <w:tcW w:w="511" w:type="pct"/>
+            <w:tcW w:w="544" w:type="pct"/>
+            <w:tcBorders>
+              <w:top w:val="single" w:sz="4" w:space="0" w:color="auto"/>
+              <w:bottom w:val="single" w:sz="4" w:space="0" w:color="auto"/>
+            </w:tcBorders>
           </w:tcPr>
           <w:p>
             <w:pPr>
@@ -26864,13 +27058,17 @@
                 <w:bCs/>
                 <w:lang w:val="en-GB"/>
               </w:rPr>
-              <w:t>Δ</w:t>
+              <w:t>Studies</w:t>
             </w:r>
           </w:p>
         </w:tc>
         <w:tc>
           <w:tcPr>
-            <w:tcW w:w="899" w:type="pct"/>
+            <w:tcW w:w="326" w:type="pct"/>
+            <w:tcBorders>
+              <w:top w:val="single" w:sz="4" w:space="0" w:color="auto"/>
+              <w:bottom w:val="single" w:sz="4" w:space="0" w:color="auto"/>
+            </w:tcBorders>
           </w:tcPr>
           <w:p>
             <w:pPr>
@@ -26888,78 +27086,7 @@
                 <w:bCs/>
                 <w:lang w:val="en-GB"/>
               </w:rPr>
-              <w:t>log</w:t>
-            </w:r>
-            <w:r>
-              <w:rPr>
-                <w:rFonts w:ascii="Times New Roman" w:hAnsi="Times New Roman" w:cs="Times New Roman"/>
-                <w:b/>
-                <w:bCs/>
-                <w:vertAlign w:val="subscript"/>
-                <w:lang w:val="en-GB"/>
-              </w:rPr>
-              <w:t>10</w:t>
-            </w:r>
-            <w:r>
-              <w:rPr>
-                <w:rFonts w:ascii="Times New Roman" w:hAnsi="Times New Roman" w:cs="Times New Roman"/>
-                <w:b/>
-                <w:bCs/>
-                <w:lang w:val="en-GB"/>
-              </w:rPr>
-              <w:t xml:space="preserve"> ratio</w:t>
-            </w:r>
-          </w:p>
-        </w:tc>
-        <w:tc>
-          <w:tcPr>
-            <w:tcW w:w="599" w:type="pct"/>
-          </w:tcPr>
-          <w:p>
-            <w:pPr>
-              <w:rPr>
-                <w:rFonts w:ascii="Times New Roman" w:hAnsi="Times New Roman" w:cs="Times New Roman"/>
-                <w:b/>
-                <w:bCs/>
-                <w:i/>
-                <w:iCs/>
-                <w:lang w:val="en-GB"/>
-              </w:rPr>
-            </w:pPr>
-            <w:r>
-              <w:rPr>
-                <w:rFonts w:ascii="Times New Roman" w:hAnsi="Times New Roman" w:cs="Times New Roman"/>
-                <w:b/>
-                <w:bCs/>
-                <w:i/>
-                <w:iCs/>
-                <w:lang w:val="en-GB"/>
-              </w:rPr>
-              <w:t>P</w:t>
-            </w:r>
-          </w:p>
-        </w:tc>
-        <w:tc>
-          <w:tcPr>
-            <w:tcW w:w="597" w:type="pct"/>
-          </w:tcPr>
-          <w:p>
-            <w:pPr>
-              <w:rPr>
-                <w:rFonts w:ascii="Times New Roman" w:hAnsi="Times New Roman" w:cs="Times New Roman"/>
-                <w:b/>
-                <w:bCs/>
-                <w:lang w:val="en-GB"/>
-              </w:rPr>
-            </w:pPr>
-            <w:r>
-              <w:rPr>
-                <w:rFonts w:ascii="Times New Roman" w:hAnsi="Times New Roman" w:cs="Times New Roman"/>
-                <w:b/>
-                <w:bCs/>
-                <w:lang w:val="en-GB"/>
-              </w:rPr>
-              <w:t>LR</w:t>
+              <w:t>n</w:t>
             </w:r>
           </w:p>
         </w:tc>
@@ -26967,7 +27094,10 @@
       <w:tr>
         <w:tc>
           <w:tcPr>
-            <w:tcW w:w="1196" w:type="pct"/>
+            <w:tcW w:w="1995" w:type="pct"/>
+            <w:tcBorders>
+              <w:top w:val="single" w:sz="4" w:space="0" w:color="auto"/>
+            </w:tcBorders>
           </w:tcPr>
           <w:p>
             <w:pPr>
@@ -26989,7 +27119,10 @@
         </w:tc>
         <w:tc>
           <w:tcPr>
-            <w:tcW w:w="499" w:type="pct"/>
+            <w:tcW w:w="1347" w:type="pct"/>
+            <w:tcBorders>
+              <w:top w:val="single" w:sz="4" w:space="0" w:color="auto"/>
+            </w:tcBorders>
           </w:tcPr>
           <w:p>
             <w:pPr>
@@ -27002,7 +27135,10 @@
         </w:tc>
         <w:tc>
           <w:tcPr>
-            <w:tcW w:w="699" w:type="pct"/>
+            <w:tcW w:w="788" w:type="pct"/>
+            <w:tcBorders>
+              <w:top w:val="single" w:sz="4" w:space="0" w:color="auto"/>
+            </w:tcBorders>
           </w:tcPr>
           <w:p>
             <w:pPr>
@@ -27015,7 +27151,10 @@
         </w:tc>
         <w:tc>
           <w:tcPr>
-            <w:tcW w:w="511" w:type="pct"/>
+            <w:tcW w:w="544" w:type="pct"/>
+            <w:tcBorders>
+              <w:top w:val="single" w:sz="4" w:space="0" w:color="auto"/>
+            </w:tcBorders>
           </w:tcPr>
           <w:p>
             <w:pPr>
@@ -27028,33 +27167,10 @@
         </w:tc>
         <w:tc>
           <w:tcPr>
-            <w:tcW w:w="899" w:type="pct"/>
-          </w:tcPr>
-          <w:p>
-            <w:pPr>
-              <w:rPr>
-                <w:rFonts w:ascii="Times New Roman" w:hAnsi="Times New Roman" w:cs="Times New Roman"/>
-                <w:lang w:val="en-GB"/>
-              </w:rPr>
-            </w:pPr>
-          </w:p>
-        </w:tc>
-        <w:tc>
-          <w:tcPr>
-            <w:tcW w:w="599" w:type="pct"/>
-          </w:tcPr>
-          <w:p>
-            <w:pPr>
-              <w:rPr>
-                <w:rFonts w:ascii="Times New Roman" w:hAnsi="Times New Roman" w:cs="Times New Roman"/>
-                <w:lang w:val="en-GB"/>
-              </w:rPr>
-            </w:pPr>
-          </w:p>
-        </w:tc>
-        <w:tc>
-          <w:tcPr>
-            <w:tcW w:w="597" w:type="pct"/>
+            <w:tcW w:w="326" w:type="pct"/>
+            <w:tcBorders>
+              <w:top w:val="single" w:sz="4" w:space="0" w:color="auto"/>
+            </w:tcBorders>
           </w:tcPr>
           <w:p>
             <w:pPr>
@@ -27069,27 +27185,31 @@
       <w:tr>
         <w:tc>
           <w:tcPr>
-            <w:tcW w:w="1196" w:type="pct"/>
+            <w:tcW w:w="1995" w:type="pct"/>
           </w:tcPr>
           <w:p>
             <w:pPr>
               <w:rPr>
                 <w:rFonts w:ascii="Times New Roman" w:hAnsi="Times New Roman" w:cs="Times New Roman"/>
+                <w:b/>
+                <w:bCs/>
                 <w:lang w:val="en-GB"/>
               </w:rPr>
             </w:pPr>
             <w:r>
               <w:rPr>
-                <w:rFonts w:ascii="Times New Roman" w:hAnsi="Times New Roman" w:cs="Times New Roman"/>
-                <w:lang w:val="en-GB"/>
-              </w:rPr>
-              <w:t>Carbon</w:t>
+                <w:rFonts w:ascii="Times New Roman" w:hAnsi="Times New Roman"/>
+                <w:i/>
+                <w:iCs/>
+                <w:lang w:bidi="he-IL"/>
+              </w:rPr>
+              <w:t>Strongylocentrotus droebachiensis</w:t>
             </w:r>
           </w:p>
         </w:tc>
         <w:tc>
           <w:tcPr>
-            <w:tcW w:w="499" w:type="pct"/>
+            <w:tcW w:w="1347" w:type="pct"/>
           </w:tcPr>
           <w:p>
             <w:pPr>
@@ -27102,7 +27222,7 @@
         </w:tc>
         <w:tc>
           <w:tcPr>
-            <w:tcW w:w="699" w:type="pct"/>
+            <w:tcW w:w="788" w:type="pct"/>
           </w:tcPr>
           <w:p>
             <w:pPr>
@@ -27115,7 +27235,7 @@
         </w:tc>
         <w:tc>
           <w:tcPr>
-            <w:tcW w:w="511" w:type="pct"/>
+            <w:tcW w:w="544" w:type="pct"/>
           </w:tcPr>
           <w:p>
             <w:pPr>
@@ -27128,33 +27248,7 @@
         </w:tc>
         <w:tc>
           <w:tcPr>
-            <w:tcW w:w="899" w:type="pct"/>
-          </w:tcPr>
-          <w:p>
-            <w:pPr>
-              <w:rPr>
-                <w:rFonts w:ascii="Times New Roman" w:hAnsi="Times New Roman" w:cs="Times New Roman"/>
-                <w:lang w:val="en-GB"/>
-              </w:rPr>
-            </w:pPr>
-          </w:p>
-        </w:tc>
-        <w:tc>
-          <w:tcPr>
-            <w:tcW w:w="599" w:type="pct"/>
-          </w:tcPr>
-          <w:p>
-            <w:pPr>
-              <w:rPr>
-                <w:rFonts w:ascii="Times New Roman" w:hAnsi="Times New Roman" w:cs="Times New Roman"/>
-                <w:lang w:val="en-GB"/>
-              </w:rPr>
-            </w:pPr>
-          </w:p>
-        </w:tc>
-        <w:tc>
-          <w:tcPr>
-            <w:tcW w:w="597" w:type="pct"/>
+            <w:tcW w:w="326" w:type="pct"/>
           </w:tcPr>
           <w:p>
             <w:pPr>
@@ -27169,7 +27263,111 @@
       <w:tr>
         <w:tc>
           <w:tcPr>
-            <w:tcW w:w="1196" w:type="pct"/>
+            <w:tcW w:w="1995" w:type="pct"/>
+          </w:tcPr>
+          <w:p>
+            <w:pPr>
+              <w:rPr>
+                <w:rFonts w:ascii="Times New Roman" w:hAnsi="Times New Roman" w:cs="Times New Roman"/>
+                <w:lang w:val="en-GB"/>
+              </w:rPr>
+            </w:pPr>
+            <w:r>
+              <w:rPr>
+                <w:rFonts w:ascii="Times New Roman" w:hAnsi="Times New Roman" w:cs="Times New Roman"/>
+                <w:lang w:val="en-GB"/>
+              </w:rPr>
+              <w:t>Carbon</w:t>
+            </w:r>
+          </w:p>
+        </w:tc>
+        <w:tc>
+          <w:tcPr>
+            <w:tcW w:w="1347" w:type="pct"/>
+          </w:tcPr>
+          <w:p>
+            <w:pPr>
+              <w:rPr>
+                <w:rFonts w:ascii="Times New Roman" w:hAnsi="Times New Roman" w:cs="Times New Roman"/>
+                <w:lang w:val="en-GB"/>
+              </w:rPr>
+            </w:pPr>
+            <w:r>
+              <w:rPr>
+                <w:rFonts w:ascii="Times New Roman" w:hAnsi="Times New Roman" w:cs="Times New Roman"/>
+              </w:rPr>
+              <w:t>0.61 (</w:t>
+            </w:r>
+            <w:r>
+              <w:rPr>
+                <w:rFonts w:ascii="Times New Roman" w:hAnsi="Times New Roman" w:cs="Times New Roman"/>
+              </w:rPr>
+              <w:t>−</w:t>
+            </w:r>
+            <w:r>
+              <w:rPr>
+                <w:rFonts w:ascii="Times New Roman" w:hAnsi="Times New Roman" w:cs="Times New Roman"/>
+              </w:rPr>
+              <w:t>0.5 ± 0.38)</w:t>
+            </w:r>
+          </w:p>
+        </w:tc>
+        <w:tc>
+          <w:tcPr>
+            <w:tcW w:w="788" w:type="pct"/>
+          </w:tcPr>
+          <w:p>
+            <w:pPr>
+              <w:rPr>
+                <w:rFonts w:ascii="Times New Roman" w:hAnsi="Times New Roman" w:cs="Times New Roman"/>
+                <w:lang w:val="en-GB"/>
+              </w:rPr>
+            </w:pPr>
+            <w:r>
+              <w:rPr>
+                <w:rFonts w:ascii="Times New Roman" w:hAnsi="Times New Roman" w:cs="Times New Roman"/>
+              </w:rPr>
+              <w:t>0.92</w:t>
+            </w:r>
+          </w:p>
+        </w:tc>
+        <w:tc>
+          <w:tcPr>
+            <w:tcW w:w="544" w:type="pct"/>
+          </w:tcPr>
+          <w:p>
+            <w:pPr>
+              <w:rPr>
+                <w:rFonts w:ascii="Times New Roman" w:hAnsi="Times New Roman" w:cs="Times New Roman"/>
+                <w:lang w:val="en-GB"/>
+              </w:rPr>
+            </w:pPr>
+          </w:p>
+        </w:tc>
+        <w:tc>
+          <w:tcPr>
+            <w:tcW w:w="326" w:type="pct"/>
+          </w:tcPr>
+          <w:p>
+            <w:pPr>
+              <w:rPr>
+                <w:rFonts w:ascii="Times New Roman" w:hAnsi="Times New Roman" w:cs="Times New Roman"/>
+                <w:lang w:val="en-GB"/>
+              </w:rPr>
+            </w:pPr>
+            <w:r>
+              <w:rPr>
+                <w:rFonts w:ascii="Times New Roman" w:hAnsi="Times New Roman" w:cs="Times New Roman"/>
+              </w:rPr>
+              <w:t>34</w:t>
+            </w:r>
+          </w:p>
+        </w:tc>
+      </w:tr>
+      <w:tr>
+        <w:tc>
+          <w:tcPr>
+            <w:tcW w:w="1995" w:type="pct"/>
           </w:tcPr>
           <w:p>
             <w:pPr>
@@ -27189,7 +27387,45 @@
         </w:tc>
         <w:tc>
           <w:tcPr>
-            <w:tcW w:w="499" w:type="pct"/>
+            <w:tcW w:w="1347" w:type="pct"/>
+          </w:tcPr>
+          <w:p>
+            <w:pPr>
+              <w:rPr>
+                <w:rFonts w:ascii="Times New Roman" w:hAnsi="Times New Roman" w:cs="Times New Roman"/>
+                <w:lang w:val="en-GB"/>
+              </w:rPr>
+            </w:pPr>
+            <w:r>
+              <w:rPr>
+                <w:rFonts w:ascii="Times New Roman" w:hAnsi="Times New Roman" w:cs="Times New Roman"/>
+              </w:rPr>
+              <w:t>1 (0.052 ± 0.64)</w:t>
+            </w:r>
+          </w:p>
+        </w:tc>
+        <w:tc>
+          <w:tcPr>
+            <w:tcW w:w="788" w:type="pct"/>
+          </w:tcPr>
+          <w:p>
+            <w:pPr>
+              <w:rPr>
+                <w:rFonts w:ascii="Times New Roman" w:hAnsi="Times New Roman" w:cs="Times New Roman"/>
+                <w:lang w:val="en-GB"/>
+              </w:rPr>
+            </w:pPr>
+            <w:r>
+              <w:rPr>
+                <w:rFonts w:ascii="Times New Roman" w:hAnsi="Times New Roman" w:cs="Times New Roman"/>
+              </w:rPr>
+              <w:t>0.47</w:t>
+            </w:r>
+          </w:p>
+        </w:tc>
+        <w:tc>
+          <w:tcPr>
+            <w:tcW w:w="544" w:type="pct"/>
           </w:tcPr>
           <w:p>
             <w:pPr>
@@ -27202,7 +27438,98 @@
         </w:tc>
         <w:tc>
           <w:tcPr>
-            <w:tcW w:w="699" w:type="pct"/>
+            <w:tcW w:w="326" w:type="pct"/>
+          </w:tcPr>
+          <w:p>
+            <w:pPr>
+              <w:rPr>
+                <w:rFonts w:ascii="Times New Roman" w:hAnsi="Times New Roman" w:cs="Times New Roman"/>
+                <w:lang w:val="en-GB"/>
+              </w:rPr>
+            </w:pPr>
+            <w:r>
+              <w:rPr>
+                <w:rFonts w:ascii="Times New Roman" w:hAnsi="Times New Roman" w:cs="Times New Roman"/>
+              </w:rPr>
+              <w:t>34</w:t>
+            </w:r>
+          </w:p>
+        </w:tc>
+      </w:tr>
+      <w:tr>
+        <w:tc>
+          <w:tcPr>
+            <w:tcW w:w="1995" w:type="pct"/>
+          </w:tcPr>
+          <w:p>
+            <w:pPr>
+              <w:rPr>
+                <w:rFonts w:ascii="Times New Roman" w:hAnsi="Times New Roman" w:cs="Times New Roman"/>
+                <w:lang w:val="en-GB"/>
+              </w:rPr>
+            </w:pPr>
+            <w:r>
+              <w:rPr>
+                <w:rFonts w:ascii="Times New Roman" w:hAnsi="Times New Roman" w:cs="Times New Roman"/>
+                <w:lang w:val="en-GB"/>
+              </w:rPr>
+              <w:t>Phenols</w:t>
+            </w:r>
+          </w:p>
+        </w:tc>
+        <w:tc>
+          <w:tcPr>
+            <w:tcW w:w="1347" w:type="pct"/>
+          </w:tcPr>
+          <w:p>
+            <w:pPr>
+              <w:rPr>
+                <w:rFonts w:ascii="Times New Roman" w:hAnsi="Times New Roman" w:cs="Times New Roman"/>
+                <w:lang w:val="en-GB"/>
+              </w:rPr>
+            </w:pPr>
+            <w:r>
+              <w:rPr>
+                <w:rFonts w:ascii="Times New Roman" w:hAnsi="Times New Roman" w:cs="Times New Roman"/>
+              </w:rPr>
+              <w:t>0.039 (</w:t>
+            </w:r>
+            <w:r>
+              <w:rPr>
+                <w:rFonts w:ascii="Times New Roman" w:hAnsi="Times New Roman" w:cs="Times New Roman"/>
+              </w:rPr>
+              <w:t>−</w:t>
+            </w:r>
+            <w:r>
+              <w:rPr>
+                <w:rFonts w:ascii="Times New Roman" w:hAnsi="Times New Roman" w:cs="Times New Roman"/>
+              </w:rPr>
+              <w:t>3.2 ± 0.63)</w:t>
+            </w:r>
+          </w:p>
+        </w:tc>
+        <w:tc>
+          <w:tcPr>
+            <w:tcW w:w="788" w:type="pct"/>
+          </w:tcPr>
+          <w:p>
+            <w:pPr>
+              <w:rPr>
+                <w:rFonts w:ascii="Times New Roman" w:hAnsi="Times New Roman" w:cs="Times New Roman"/>
+                <w:lang w:val="en-GB"/>
+              </w:rPr>
+            </w:pPr>
+            <w:r>
+              <w:rPr>
+                <w:rFonts w:ascii="Times New Roman" w:hAnsi="Times New Roman" w:cs="Times New Roman"/>
+              </w:rPr>
+              <w:t>1</w:t>
+            </w:r>
+          </w:p>
+        </w:tc>
+        <w:tc>
+          <w:tcPr>
+            <w:tcW w:w="544" w:type="pct"/>
           </w:tcPr>
           <w:p>
             <w:pPr>
@@ -27215,7 +27542,110 @@
         </w:tc>
         <w:tc>
           <w:tcPr>
-            <w:tcW w:w="511" w:type="pct"/>
+            <w:tcW w:w="326" w:type="pct"/>
+          </w:tcPr>
+          <w:p>
+            <w:pPr>
+              <w:rPr>
+                <w:rFonts w:ascii="Times New Roman" w:hAnsi="Times New Roman" w:cs="Times New Roman"/>
+                <w:lang w:val="en-GB"/>
+              </w:rPr>
+            </w:pPr>
+            <w:r>
+              <w:rPr>
+                <w:rFonts w:ascii="Times New Roman" w:hAnsi="Times New Roman" w:cs="Times New Roman"/>
+              </w:rPr>
+              <w:t>34</w:t>
+            </w:r>
+          </w:p>
+        </w:tc>
+      </w:tr>
+      <w:tr>
+        <w:tc>
+          <w:tcPr>
+            <w:tcW w:w="1995" w:type="pct"/>
+            <w:tcBorders>
+              <w:bottom w:val="single" w:sz="4" w:space="0" w:color="auto"/>
+            </w:tcBorders>
+          </w:tcPr>
+          <w:p>
+            <w:pPr>
+              <w:rPr>
+                <w:rFonts w:ascii="Times New Roman" w:hAnsi="Times New Roman" w:cs="Times New Roman"/>
+                <w:lang w:val="en-GB"/>
+              </w:rPr>
+            </w:pPr>
+            <w:r>
+              <w:rPr>
+                <w:rFonts w:ascii="Times New Roman" w:hAnsi="Times New Roman" w:cs="Times New Roman"/>
+                <w:lang w:val="en-GB"/>
+              </w:rPr>
+              <w:t>Pigment</w:t>
+            </w:r>
+          </w:p>
+        </w:tc>
+        <w:tc>
+          <w:tcPr>
+            <w:tcW w:w="1347" w:type="pct"/>
+            <w:tcBorders>
+              <w:bottom w:val="single" w:sz="4" w:space="0" w:color="auto"/>
+            </w:tcBorders>
+          </w:tcPr>
+          <w:p>
+            <w:pPr>
+              <w:rPr>
+                <w:rFonts w:ascii="Times New Roman" w:hAnsi="Times New Roman" w:cs="Times New Roman"/>
+                <w:lang w:val="en-GB"/>
+              </w:rPr>
+            </w:pPr>
+            <w:r>
+              <w:rPr>
+                <w:rFonts w:ascii="Times New Roman" w:hAnsi="Times New Roman" w:cs="Times New Roman"/>
+              </w:rPr>
+              <w:t>0.79 (</w:t>
+            </w:r>
+            <w:r>
+              <w:rPr>
+                <w:rFonts w:ascii="Times New Roman" w:hAnsi="Times New Roman" w:cs="Times New Roman"/>
+              </w:rPr>
+              <w:t>−</w:t>
+            </w:r>
+            <w:r>
+              <w:rPr>
+                <w:rFonts w:ascii="Times New Roman" w:hAnsi="Times New Roman" w:cs="Times New Roman"/>
+              </w:rPr>
+              <w:t>0.26 ± 0.84)</w:t>
+            </w:r>
+          </w:p>
+        </w:tc>
+        <w:tc>
+          <w:tcPr>
+            <w:tcW w:w="788" w:type="pct"/>
+            <w:tcBorders>
+              <w:bottom w:val="single" w:sz="4" w:space="0" w:color="auto"/>
+            </w:tcBorders>
+          </w:tcPr>
+          <w:p>
+            <w:pPr>
+              <w:rPr>
+                <w:rFonts w:ascii="Times New Roman" w:hAnsi="Times New Roman" w:cs="Times New Roman"/>
+                <w:lang w:val="en-GB"/>
+              </w:rPr>
+            </w:pPr>
+            <w:r>
+              <w:rPr>
+                <w:rFonts w:ascii="Times New Roman" w:hAnsi="Times New Roman" w:cs="Times New Roman"/>
+              </w:rPr>
+              <w:t>0.63</w:t>
+            </w:r>
+          </w:p>
+        </w:tc>
+        <w:tc>
+          <w:tcPr>
+            <w:tcW w:w="544" w:type="pct"/>
+            <w:tcBorders>
+              <w:bottom w:val="single" w:sz="4" w:space="0" w:color="auto"/>
+            </w:tcBorders>
           </w:tcPr>
           <w:p>
             <w:pPr>
@@ -27228,7 +27658,59 @@
         </w:tc>
         <w:tc>
           <w:tcPr>
-            <w:tcW w:w="899" w:type="pct"/>
+            <w:tcW w:w="326" w:type="pct"/>
+            <w:tcBorders>
+              <w:bottom w:val="single" w:sz="4" w:space="0" w:color="auto"/>
+            </w:tcBorders>
+          </w:tcPr>
+          <w:p>
+            <w:pPr>
+              <w:rPr>
+                <w:rFonts w:ascii="Times New Roman" w:hAnsi="Times New Roman" w:cs="Times New Roman"/>
+                <w:lang w:val="en-GB"/>
+              </w:rPr>
+            </w:pPr>
+            <w:r>
+              <w:rPr>
+                <w:rFonts w:ascii="Times New Roman" w:hAnsi="Times New Roman" w:cs="Times New Roman"/>
+              </w:rPr>
+              <w:t>34</w:t>
+            </w:r>
+          </w:p>
+        </w:tc>
+      </w:tr>
+      <w:tr>
+        <w:tc>
+          <w:tcPr>
+            <w:tcW w:w="1995" w:type="pct"/>
+            <w:tcBorders>
+              <w:top w:val="single" w:sz="4" w:space="0" w:color="auto"/>
+            </w:tcBorders>
+          </w:tcPr>
+          <w:p>
+            <w:pPr>
+              <w:rPr>
+                <w:rFonts w:ascii="Times New Roman" w:hAnsi="Times New Roman" w:cs="Times New Roman"/>
+                <w:lang w:val="en-GB"/>
+              </w:rPr>
+            </w:pPr>
+            <w:r>
+              <w:rPr>
+                <w:rFonts w:ascii="Times New Roman" w:hAnsi="Times New Roman" w:cs="Times New Roman"/>
+                <w:b/>
+                <w:bCs/>
+                <w:lang w:val="en-GB"/>
+              </w:rPr>
+              <w:t>Meta-analysis</w:t>
+            </w:r>
+          </w:p>
+        </w:tc>
+        <w:tc>
+          <w:tcPr>
+            <w:tcW w:w="1347" w:type="pct"/>
+            <w:tcBorders>
+              <w:top w:val="single" w:sz="4" w:space="0" w:color="auto"/>
+            </w:tcBorders>
           </w:tcPr>
           <w:p>
             <w:pPr>
@@ -27241,7 +27723,10 @@
         </w:tc>
         <w:tc>
           <w:tcPr>
-            <w:tcW w:w="599" w:type="pct"/>
+            <w:tcW w:w="788" w:type="pct"/>
+            <w:tcBorders>
+              <w:top w:val="single" w:sz="4" w:space="0" w:color="auto"/>
+            </w:tcBorders>
           </w:tcPr>
           <w:p>
             <w:pPr>
@@ -27254,7 +27739,26 @@
         </w:tc>
         <w:tc>
           <w:tcPr>
-            <w:tcW w:w="597" w:type="pct"/>
+            <w:tcW w:w="544" w:type="pct"/>
+            <w:tcBorders>
+              <w:top w:val="single" w:sz="4" w:space="0" w:color="auto"/>
+            </w:tcBorders>
+          </w:tcPr>
+          <w:p>
+            <w:pPr>
+              <w:rPr>
+                <w:rFonts w:ascii="Times New Roman" w:hAnsi="Times New Roman" w:cs="Times New Roman"/>
+                <w:lang w:val="en-GB"/>
+              </w:rPr>
+            </w:pPr>
+          </w:p>
+        </w:tc>
+        <w:tc>
+          <w:tcPr>
+            <w:tcW w:w="326" w:type="pct"/>
+            <w:tcBorders>
+              <w:top w:val="single" w:sz="4" w:space="0" w:color="auto"/>
+            </w:tcBorders>
           </w:tcPr>
           <w:p>
             <w:pPr>
@@ -27269,7 +27773,7 @@
       <w:tr>
         <w:tc>
           <w:tcPr>
-            <w:tcW w:w="1196" w:type="pct"/>
+            <w:tcW w:w="1995" w:type="pct"/>
           </w:tcPr>
           <w:p>
             <w:pPr>
@@ -27280,16 +27784,18 @@
             </w:pPr>
             <w:r>
               <w:rPr>
-                <w:rFonts w:ascii="Times New Roman" w:hAnsi="Times New Roman" w:cs="Times New Roman"/>
-                <w:lang w:val="en-GB"/>
-              </w:rPr>
-              <w:t>Phenols</w:t>
+                <w:rFonts w:ascii="Times New Roman" w:hAnsi="Times New Roman"/>
+                <w:i/>
+                <w:iCs/>
+                <w:lang w:bidi="he-IL"/>
+              </w:rPr>
+              <w:t>Strongylocentrotus droebachiensis</w:t>
             </w:r>
           </w:p>
         </w:tc>
         <w:tc>
           <w:tcPr>
-            <w:tcW w:w="499" w:type="pct"/>
+            <w:tcW w:w="1347" w:type="pct"/>
           </w:tcPr>
           <w:p>
             <w:pPr>
@@ -27302,7 +27808,7 @@
         </w:tc>
         <w:tc>
           <w:tcPr>
-            <w:tcW w:w="699" w:type="pct"/>
+            <w:tcW w:w="788" w:type="pct"/>
           </w:tcPr>
           <w:p>
             <w:pPr>
@@ -27315,7 +27821,7 @@
         </w:tc>
         <w:tc>
           <w:tcPr>
-            <w:tcW w:w="511" w:type="pct"/>
+            <w:tcW w:w="544" w:type="pct"/>
           </w:tcPr>
           <w:p>
             <w:pPr>
@@ -27328,33 +27834,7 @@
         </w:tc>
         <w:tc>
           <w:tcPr>
-            <w:tcW w:w="899" w:type="pct"/>
-          </w:tcPr>
-          <w:p>
-            <w:pPr>
-              <w:rPr>
-                <w:rFonts w:ascii="Times New Roman" w:hAnsi="Times New Roman" w:cs="Times New Roman"/>
-                <w:lang w:val="en-GB"/>
-              </w:rPr>
-            </w:pPr>
-          </w:p>
-        </w:tc>
-        <w:tc>
-          <w:tcPr>
-            <w:tcW w:w="599" w:type="pct"/>
-          </w:tcPr>
-          <w:p>
-            <w:pPr>
-              <w:rPr>
-                <w:rFonts w:ascii="Times New Roman" w:hAnsi="Times New Roman" w:cs="Times New Roman"/>
-                <w:lang w:val="en-GB"/>
-              </w:rPr>
-            </w:pPr>
-          </w:p>
-        </w:tc>
-        <w:tc>
-          <w:tcPr>
-            <w:tcW w:w="597" w:type="pct"/>
+            <w:tcW w:w="326" w:type="pct"/>
           </w:tcPr>
           <w:p>
             <w:pPr>
@@ -27369,13 +27849,15 @@
       <w:tr>
         <w:tc>
           <w:tcPr>
-            <w:tcW w:w="1196" w:type="pct"/>
+            <w:tcW w:w="1995" w:type="pct"/>
           </w:tcPr>
           <w:p>
             <w:pPr>
               <w:rPr>
-                <w:rFonts w:ascii="Times New Roman" w:hAnsi="Times New Roman" w:cs="Times New Roman"/>
-                <w:lang w:val="en-GB"/>
+                <w:rFonts w:ascii="Times New Roman" w:hAnsi="Times New Roman"/>
+                <w:i/>
+                <w:iCs/>
+                <w:lang w:bidi="he-IL"/>
               </w:rPr>
             </w:pPr>
             <w:r>
@@ -27383,22 +27865,687 @@
                 <w:rFonts w:ascii="Times New Roman" w:hAnsi="Times New Roman" w:cs="Times New Roman"/>
                 <w:lang w:val="en-GB"/>
               </w:rPr>
-              <w:t xml:space="preserve">Chlorophyll </w:t>
-            </w:r>
-            <w:r>
-              <w:rPr>
-                <w:rFonts w:ascii="Times New Roman" w:hAnsi="Times New Roman" w:cs="Times New Roman"/>
-                <w:i/>
-                <w:iCs/>
-                <w:lang w:val="en-GB"/>
-              </w:rPr>
-              <w:t>a</w:t>
+              <w:t>Carbon</w:t>
             </w:r>
           </w:p>
         </w:tc>
         <w:tc>
           <w:tcPr>
-            <w:tcW w:w="499" w:type="pct"/>
+            <w:tcW w:w="1347" w:type="pct"/>
+          </w:tcPr>
+          <w:p>
+            <w:pPr>
+              <w:rPr>
+                <w:rFonts w:ascii="Times New Roman" w:hAnsi="Times New Roman" w:cs="Times New Roman"/>
+                <w:lang w:val="en-GB"/>
+              </w:rPr>
+            </w:pPr>
+            <w:r>
+              <w:rPr>
+                <w:rFonts w:ascii="Times New Roman" w:hAnsi="Times New Roman" w:cs="Times New Roman"/>
+              </w:rPr>
+              <w:t>0.64 (</w:t>
+            </w:r>
+            <w:r>
+              <w:rPr>
+                <w:rFonts w:ascii="Times New Roman" w:hAnsi="Times New Roman" w:cs="Times New Roman"/>
+              </w:rPr>
+              <w:t>−</w:t>
+            </w:r>
+            <w:r>
+              <w:rPr>
+                <w:rFonts w:ascii="Times New Roman" w:hAnsi="Times New Roman" w:cs="Times New Roman"/>
+              </w:rPr>
+              <w:t>0.46 ± 0.51)</w:t>
+            </w:r>
+          </w:p>
+        </w:tc>
+        <w:tc>
+          <w:tcPr>
+            <w:tcW w:w="788" w:type="pct"/>
+          </w:tcPr>
+          <w:p>
+            <w:pPr>
+              <w:rPr>
+                <w:rFonts w:ascii="Times New Roman" w:hAnsi="Times New Roman" w:cs="Times New Roman"/>
+                <w:lang w:val="en-GB"/>
+              </w:rPr>
+            </w:pPr>
+            <w:r>
+              <w:rPr>
+                <w:rFonts w:ascii="Times New Roman" w:hAnsi="Times New Roman" w:cs="Times New Roman"/>
+              </w:rPr>
+              <w:t>0.84</w:t>
+            </w:r>
+          </w:p>
+        </w:tc>
+        <w:tc>
+          <w:tcPr>
+            <w:tcW w:w="544" w:type="pct"/>
+          </w:tcPr>
+          <w:p>
+            <w:pPr>
+              <w:rPr>
+                <w:rFonts w:ascii="Times New Roman" w:hAnsi="Times New Roman" w:cs="Times New Roman"/>
+                <w:lang w:val="en-GB"/>
+              </w:rPr>
+            </w:pPr>
+            <w:r>
+              <w:rPr>
+                <w:rFonts w:ascii="Times New Roman" w:hAnsi="Times New Roman" w:cs="Times New Roman"/>
+              </w:rPr>
+              <w:t>3</w:t>
+            </w:r>
+          </w:p>
+        </w:tc>
+        <w:tc>
+          <w:tcPr>
+            <w:tcW w:w="326" w:type="pct"/>
+          </w:tcPr>
+          <w:p>
+            <w:pPr>
+              <w:rPr>
+                <w:rFonts w:ascii="Times New Roman" w:hAnsi="Times New Roman" w:cs="Times New Roman"/>
+                <w:lang w:val="en-GB"/>
+              </w:rPr>
+            </w:pPr>
+            <w:r>
+              <w:rPr>
+                <w:rFonts w:ascii="Times New Roman" w:hAnsi="Times New Roman" w:cs="Times New Roman"/>
+              </w:rPr>
+              <w:t>79</w:t>
+            </w:r>
+          </w:p>
+        </w:tc>
+      </w:tr>
+      <w:tr>
+        <w:tc>
+          <w:tcPr>
+            <w:tcW w:w="1995" w:type="pct"/>
+          </w:tcPr>
+          <w:p>
+            <w:pPr>
+              <w:rPr>
+                <w:rFonts w:ascii="Times New Roman" w:hAnsi="Times New Roman"/>
+                <w:i/>
+                <w:iCs/>
+                <w:lang w:bidi="he-IL"/>
+              </w:rPr>
+            </w:pPr>
+            <w:r>
+              <w:rPr>
+                <w:rFonts w:ascii="Times New Roman" w:hAnsi="Times New Roman" w:cs="Times New Roman"/>
+                <w:lang w:val="en-GB"/>
+              </w:rPr>
+              <w:t>Nitrogen</w:t>
+            </w:r>
+          </w:p>
+        </w:tc>
+        <w:tc>
+          <w:tcPr>
+            <w:tcW w:w="1347" w:type="pct"/>
+          </w:tcPr>
+          <w:p>
+            <w:pPr>
+              <w:rPr>
+                <w:rFonts w:ascii="Times New Roman" w:hAnsi="Times New Roman" w:cs="Times New Roman"/>
+                <w:lang w:val="en-GB"/>
+              </w:rPr>
+            </w:pPr>
+            <w:r>
+              <w:rPr>
+                <w:rFonts w:ascii="Times New Roman" w:hAnsi="Times New Roman" w:cs="Times New Roman"/>
+              </w:rPr>
+              <w:t>0.74 (</w:t>
+            </w:r>
+            <w:r>
+              <w:rPr>
+                <w:rFonts w:ascii="Times New Roman" w:hAnsi="Times New Roman" w:cs="Times New Roman"/>
+              </w:rPr>
+              <w:t>−</w:t>
+            </w:r>
+            <w:r>
+              <w:rPr>
+                <w:rFonts w:ascii="Times New Roman" w:hAnsi="Times New Roman" w:cs="Times New Roman"/>
+              </w:rPr>
+              <w:t>0.36 ± 0.87)</w:t>
+            </w:r>
+          </w:p>
+        </w:tc>
+        <w:tc>
+          <w:tcPr>
+            <w:tcW w:w="788" w:type="pct"/>
+          </w:tcPr>
+          <w:p>
+            <w:pPr>
+              <w:rPr>
+                <w:rFonts w:ascii="Times New Roman" w:hAnsi="Times New Roman" w:cs="Times New Roman"/>
+                <w:lang w:val="en-GB"/>
+              </w:rPr>
+            </w:pPr>
+            <w:r>
+              <w:rPr>
+                <w:rFonts w:ascii="Times New Roman" w:hAnsi="Times New Roman" w:cs="Times New Roman"/>
+              </w:rPr>
+              <w:t>0.66</w:t>
+            </w:r>
+          </w:p>
+        </w:tc>
+        <w:tc>
+          <w:tcPr>
+            <w:tcW w:w="544" w:type="pct"/>
+          </w:tcPr>
+          <w:p>
+            <w:pPr>
+              <w:rPr>
+                <w:rFonts w:ascii="Times New Roman" w:hAnsi="Times New Roman" w:cs="Times New Roman"/>
+                <w:lang w:val="en-GB"/>
+              </w:rPr>
+            </w:pPr>
+            <w:r>
+              <w:rPr>
+                <w:rFonts w:ascii="Times New Roman" w:hAnsi="Times New Roman" w:cs="Times New Roman"/>
+              </w:rPr>
+              <w:t>3</w:t>
+            </w:r>
+          </w:p>
+        </w:tc>
+        <w:tc>
+          <w:tcPr>
+            <w:tcW w:w="326" w:type="pct"/>
+          </w:tcPr>
+          <w:p>
+            <w:pPr>
+              <w:rPr>
+                <w:rFonts w:ascii="Times New Roman" w:hAnsi="Times New Roman" w:cs="Times New Roman"/>
+                <w:lang w:val="en-GB"/>
+              </w:rPr>
+            </w:pPr>
+            <w:r>
+              <w:rPr>
+                <w:rFonts w:ascii="Times New Roman" w:hAnsi="Times New Roman" w:cs="Times New Roman"/>
+              </w:rPr>
+              <w:t>79</w:t>
+            </w:r>
+          </w:p>
+        </w:tc>
+      </w:tr>
+      <w:tr>
+        <w:tc>
+          <w:tcPr>
+            <w:tcW w:w="1995" w:type="pct"/>
+          </w:tcPr>
+          <w:p>
+            <w:pPr>
+              <w:rPr>
+                <w:rFonts w:ascii="Times New Roman" w:hAnsi="Times New Roman"/>
+                <w:i/>
+                <w:iCs/>
+                <w:lang w:bidi="he-IL"/>
+              </w:rPr>
+            </w:pPr>
+            <w:r>
+              <w:rPr>
+                <w:rFonts w:ascii="Times New Roman" w:hAnsi="Times New Roman" w:cs="Times New Roman"/>
+                <w:lang w:val="en-GB"/>
+              </w:rPr>
+              <w:t>Carbohydrates</w:t>
+            </w:r>
+          </w:p>
+        </w:tc>
+        <w:tc>
+          <w:tcPr>
+            <w:tcW w:w="1347" w:type="pct"/>
+          </w:tcPr>
+          <w:p>
+            <w:pPr>
+              <w:rPr>
+                <w:rFonts w:ascii="Times New Roman" w:hAnsi="Times New Roman" w:cs="Times New Roman"/>
+                <w:lang w:val="en-GB"/>
+              </w:rPr>
+            </w:pPr>
+            <w:r>
+              <w:rPr>
+                <w:rFonts w:ascii="Times New Roman" w:hAnsi="Times New Roman" w:cs="Times New Roman"/>
+              </w:rPr>
+              <w:t>0.56 (</w:t>
+            </w:r>
+            <w:r>
+              <w:rPr>
+                <w:rFonts w:ascii="Times New Roman" w:hAnsi="Times New Roman" w:cs="Times New Roman"/>
+              </w:rPr>
+              <w:t>−</w:t>
+            </w:r>
+            <w:r>
+              <w:rPr>
+                <w:rFonts w:ascii="Times New Roman" w:hAnsi="Times New Roman" w:cs="Times New Roman"/>
+              </w:rPr>
+              <w:t>0.6 ± 0.68)</w:t>
+            </w:r>
+          </w:p>
+        </w:tc>
+        <w:tc>
+          <w:tcPr>
+            <w:tcW w:w="788" w:type="pct"/>
+          </w:tcPr>
+          <w:p>
+            <w:pPr>
+              <w:rPr>
+                <w:rFonts w:ascii="Times New Roman" w:hAnsi="Times New Roman" w:cs="Times New Roman"/>
+                <w:lang w:val="en-GB"/>
+              </w:rPr>
+            </w:pPr>
+            <w:r>
+              <w:rPr>
+                <w:rFonts w:ascii="Times New Roman" w:hAnsi="Times New Roman" w:cs="Times New Roman"/>
+              </w:rPr>
+              <w:t>0.82</w:t>
+            </w:r>
+          </w:p>
+        </w:tc>
+        <w:tc>
+          <w:tcPr>
+            <w:tcW w:w="544" w:type="pct"/>
+          </w:tcPr>
+          <w:p>
+            <w:pPr>
+              <w:rPr>
+                <w:rFonts w:ascii="Times New Roman" w:hAnsi="Times New Roman" w:cs="Times New Roman"/>
+                <w:lang w:val="en-GB"/>
+              </w:rPr>
+            </w:pPr>
+            <w:r>
+              <w:rPr>
+                <w:rFonts w:ascii="Times New Roman" w:hAnsi="Times New Roman" w:cs="Times New Roman"/>
+              </w:rPr>
+              <w:t>2</w:t>
+            </w:r>
+          </w:p>
+        </w:tc>
+        <w:tc>
+          <w:tcPr>
+            <w:tcW w:w="326" w:type="pct"/>
+          </w:tcPr>
+          <w:p>
+            <w:pPr>
+              <w:rPr>
+                <w:rFonts w:ascii="Times New Roman" w:hAnsi="Times New Roman" w:cs="Times New Roman"/>
+                <w:lang w:val="en-GB"/>
+              </w:rPr>
+            </w:pPr>
+            <w:r>
+              <w:rPr>
+                <w:rFonts w:ascii="Times New Roman" w:hAnsi="Times New Roman" w:cs="Times New Roman"/>
+              </w:rPr>
+              <w:t>87</w:t>
+            </w:r>
+          </w:p>
+        </w:tc>
+      </w:tr>
+      <w:tr>
+        <w:tc>
+          <w:tcPr>
+            <w:tcW w:w="1995" w:type="pct"/>
+          </w:tcPr>
+          <w:p>
+            <w:pPr>
+              <w:rPr>
+                <w:rFonts w:ascii="Times New Roman" w:hAnsi="Times New Roman"/>
+                <w:i/>
+                <w:iCs/>
+                <w:lang w:bidi="he-IL"/>
+              </w:rPr>
+            </w:pPr>
+            <w:r>
+              <w:rPr>
+                <w:rFonts w:ascii="Times New Roman" w:hAnsi="Times New Roman" w:cs="Times New Roman"/>
+                <w:lang w:val="en-GB"/>
+              </w:rPr>
+              <w:t>Proteins</w:t>
+            </w:r>
+          </w:p>
+        </w:tc>
+        <w:tc>
+          <w:tcPr>
+            <w:tcW w:w="1347" w:type="pct"/>
+          </w:tcPr>
+          <w:p>
+            <w:pPr>
+              <w:rPr>
+                <w:rFonts w:ascii="Times New Roman" w:hAnsi="Times New Roman" w:cs="Times New Roman"/>
+                <w:lang w:val="en-GB"/>
+              </w:rPr>
+            </w:pPr>
+            <w:r>
+              <w:rPr>
+                <w:rFonts w:ascii="Times New Roman" w:hAnsi="Times New Roman" w:cs="Times New Roman"/>
+              </w:rPr>
+              <w:t>0.77 (</w:t>
+            </w:r>
+            <w:r>
+              <w:rPr>
+                <w:rFonts w:ascii="Times New Roman" w:hAnsi="Times New Roman" w:cs="Times New Roman"/>
+              </w:rPr>
+              <w:t>−</w:t>
+            </w:r>
+            <w:r>
+              <w:rPr>
+                <w:rFonts w:ascii="Times New Roman" w:hAnsi="Times New Roman" w:cs="Times New Roman"/>
+              </w:rPr>
+              <w:t>0.37 ± 1.2)</w:t>
+            </w:r>
+          </w:p>
+        </w:tc>
+        <w:tc>
+          <w:tcPr>
+            <w:tcW w:w="788" w:type="pct"/>
+          </w:tcPr>
+          <w:p>
+            <w:pPr>
+              <w:rPr>
+                <w:rFonts w:ascii="Times New Roman" w:hAnsi="Times New Roman" w:cs="Times New Roman"/>
+                <w:lang w:val="en-GB"/>
+              </w:rPr>
+            </w:pPr>
+            <w:r>
+              <w:rPr>
+                <w:rFonts w:ascii="Times New Roman" w:hAnsi="Times New Roman" w:cs="Times New Roman"/>
+              </w:rPr>
+              <w:t>0.61</w:t>
+            </w:r>
+          </w:p>
+        </w:tc>
+        <w:tc>
+          <w:tcPr>
+            <w:tcW w:w="544" w:type="pct"/>
+          </w:tcPr>
+          <w:p>
+            <w:pPr>
+              <w:rPr>
+                <w:rFonts w:ascii="Times New Roman" w:hAnsi="Times New Roman" w:cs="Times New Roman"/>
+                <w:lang w:val="en-GB"/>
+              </w:rPr>
+            </w:pPr>
+            <w:r>
+              <w:rPr>
+                <w:rFonts w:ascii="Times New Roman" w:hAnsi="Times New Roman" w:cs="Times New Roman"/>
+              </w:rPr>
+              <w:t>2</w:t>
+            </w:r>
+          </w:p>
+        </w:tc>
+        <w:tc>
+          <w:tcPr>
+            <w:tcW w:w="326" w:type="pct"/>
+          </w:tcPr>
+          <w:p>
+            <w:pPr>
+              <w:rPr>
+                <w:rFonts w:ascii="Times New Roman" w:hAnsi="Times New Roman" w:cs="Times New Roman"/>
+                <w:lang w:val="en-GB"/>
+              </w:rPr>
+            </w:pPr>
+            <w:r>
+              <w:rPr>
+                <w:rFonts w:ascii="Times New Roman" w:hAnsi="Times New Roman" w:cs="Times New Roman"/>
+              </w:rPr>
+              <w:t>85</w:t>
+            </w:r>
+          </w:p>
+        </w:tc>
+      </w:tr>
+      <w:tr>
+        <w:tc>
+          <w:tcPr>
+            <w:tcW w:w="1995" w:type="pct"/>
+          </w:tcPr>
+          <w:p>
+            <w:pPr>
+              <w:rPr>
+                <w:rFonts w:ascii="Times New Roman" w:hAnsi="Times New Roman"/>
+                <w:i/>
+                <w:iCs/>
+                <w:lang w:bidi="he-IL"/>
+              </w:rPr>
+            </w:pPr>
+            <w:r>
+              <w:rPr>
+                <w:rFonts w:ascii="Times New Roman" w:hAnsi="Times New Roman" w:cs="Times New Roman"/>
+                <w:lang w:val="en-GB"/>
+              </w:rPr>
+              <w:t>Lipids</w:t>
+            </w:r>
+          </w:p>
+        </w:tc>
+        <w:tc>
+          <w:tcPr>
+            <w:tcW w:w="1347" w:type="pct"/>
+          </w:tcPr>
+          <w:p>
+            <w:pPr>
+              <w:rPr>
+                <w:rFonts w:ascii="Times New Roman" w:hAnsi="Times New Roman" w:cs="Times New Roman"/>
+                <w:lang w:val="en-GB"/>
+              </w:rPr>
+            </w:pPr>
+            <w:r>
+              <w:rPr>
+                <w:rFonts w:ascii="Times New Roman" w:hAnsi="Times New Roman" w:cs="Times New Roman"/>
+              </w:rPr>
+              <w:t>0.73 (</w:t>
+            </w:r>
+            <w:r>
+              <w:rPr>
+                <w:rFonts w:ascii="Times New Roman" w:hAnsi="Times New Roman" w:cs="Times New Roman"/>
+              </w:rPr>
+              <w:t>−</w:t>
+            </w:r>
+            <w:r>
+              <w:rPr>
+                <w:rFonts w:ascii="Times New Roman" w:hAnsi="Times New Roman" w:cs="Times New Roman"/>
+              </w:rPr>
+              <w:t>0.41 ± 1.1)</w:t>
+            </w:r>
+          </w:p>
+        </w:tc>
+        <w:tc>
+          <w:tcPr>
+            <w:tcW w:w="788" w:type="pct"/>
+          </w:tcPr>
+          <w:p>
+            <w:pPr>
+              <w:rPr>
+                <w:rFonts w:ascii="Times New Roman" w:hAnsi="Times New Roman" w:cs="Times New Roman"/>
+                <w:lang w:val="en-GB"/>
+              </w:rPr>
+            </w:pPr>
+            <w:r>
+              <w:rPr>
+                <w:rFonts w:ascii="Times New Roman" w:hAnsi="Times New Roman" w:cs="Times New Roman"/>
+              </w:rPr>
+              <w:t>0.64</w:t>
+            </w:r>
+          </w:p>
+        </w:tc>
+        <w:tc>
+          <w:tcPr>
+            <w:tcW w:w="544" w:type="pct"/>
+          </w:tcPr>
+          <w:p>
+            <w:pPr>
+              <w:rPr>
+                <w:rFonts w:ascii="Times New Roman" w:hAnsi="Times New Roman" w:cs="Times New Roman"/>
+                <w:lang w:val="en-GB"/>
+              </w:rPr>
+            </w:pPr>
+            <w:r>
+              <w:rPr>
+                <w:rFonts w:ascii="Times New Roman" w:hAnsi="Times New Roman" w:cs="Times New Roman"/>
+              </w:rPr>
+              <w:t>2</w:t>
+            </w:r>
+          </w:p>
+        </w:tc>
+        <w:tc>
+          <w:tcPr>
+            <w:tcW w:w="326" w:type="pct"/>
+          </w:tcPr>
+          <w:p>
+            <w:pPr>
+              <w:rPr>
+                <w:rFonts w:ascii="Times New Roman" w:hAnsi="Times New Roman" w:cs="Times New Roman"/>
+                <w:lang w:val="en-GB"/>
+              </w:rPr>
+            </w:pPr>
+            <w:r>
+              <w:rPr>
+                <w:rFonts w:ascii="Times New Roman" w:hAnsi="Times New Roman" w:cs="Times New Roman"/>
+              </w:rPr>
+              <w:t>83</w:t>
+            </w:r>
+          </w:p>
+        </w:tc>
+      </w:tr>
+      <w:tr>
+        <w:tc>
+          <w:tcPr>
+            <w:tcW w:w="1995" w:type="pct"/>
+          </w:tcPr>
+          <w:p>
+            <w:pPr>
+              <w:rPr>
+                <w:rFonts w:ascii="Times New Roman" w:hAnsi="Times New Roman"/>
+                <w:i/>
+                <w:iCs/>
+                <w:lang w:bidi="he-IL"/>
+              </w:rPr>
+            </w:pPr>
+            <w:r>
+              <w:rPr>
+                <w:rFonts w:ascii="Times New Roman" w:hAnsi="Times New Roman" w:cs="Times New Roman"/>
+                <w:lang w:val="en-GB"/>
+              </w:rPr>
+              <w:t>Calories</w:t>
+            </w:r>
+          </w:p>
+        </w:tc>
+        <w:tc>
+          <w:tcPr>
+            <w:tcW w:w="1347" w:type="pct"/>
+          </w:tcPr>
+          <w:p>
+            <w:pPr>
+              <w:rPr>
+                <w:rFonts w:ascii="Times New Roman" w:hAnsi="Times New Roman" w:cs="Times New Roman"/>
+                <w:lang w:val="en-GB"/>
+              </w:rPr>
+            </w:pPr>
+            <w:r>
+              <w:rPr>
+                <w:rFonts w:ascii="Times New Roman" w:hAnsi="Times New Roman" w:cs="Times New Roman"/>
+              </w:rPr>
+              <w:t>1 (</w:t>
+            </w:r>
+            <w:r>
+              <w:rPr>
+                <w:rFonts w:ascii="Times New Roman" w:hAnsi="Times New Roman" w:cs="Times New Roman"/>
+              </w:rPr>
+              <w:t>−</w:t>
+            </w:r>
+            <w:r>
+              <w:rPr>
+                <w:rFonts w:ascii="Times New Roman" w:hAnsi="Times New Roman" w:cs="Times New Roman"/>
+              </w:rPr>
+              <w:t>0.043 ± 0.87)</w:t>
+            </w:r>
+          </w:p>
+        </w:tc>
+        <w:tc>
+          <w:tcPr>
+            <w:tcW w:w="788" w:type="pct"/>
+          </w:tcPr>
+          <w:p>
+            <w:pPr>
+              <w:rPr>
+                <w:rFonts w:ascii="Times New Roman" w:hAnsi="Times New Roman" w:cs="Times New Roman"/>
+                <w:lang w:val="en-GB"/>
+              </w:rPr>
+            </w:pPr>
+            <w:r>
+              <w:rPr>
+                <w:rFonts w:ascii="Times New Roman" w:hAnsi="Times New Roman" w:cs="Times New Roman"/>
+              </w:rPr>
+              <w:t>0.50</w:t>
+            </w:r>
+          </w:p>
+        </w:tc>
+        <w:tc>
+          <w:tcPr>
+            <w:tcW w:w="544" w:type="pct"/>
+          </w:tcPr>
+          <w:p>
+            <w:pPr>
+              <w:rPr>
+                <w:rFonts w:ascii="Times New Roman" w:hAnsi="Times New Roman" w:cs="Times New Roman"/>
+                <w:lang w:val="en-GB"/>
+              </w:rPr>
+            </w:pPr>
+            <w:r>
+              <w:rPr>
+                <w:rFonts w:ascii="Times New Roman" w:hAnsi="Times New Roman" w:cs="Times New Roman"/>
+              </w:rPr>
+              <w:t>2</w:t>
+            </w:r>
+          </w:p>
+        </w:tc>
+        <w:tc>
+          <w:tcPr>
+            <w:tcW w:w="326" w:type="pct"/>
+          </w:tcPr>
+          <w:p>
+            <w:pPr>
+              <w:rPr>
+                <w:rFonts w:ascii="Times New Roman" w:hAnsi="Times New Roman" w:cs="Times New Roman"/>
+                <w:lang w:val="en-GB"/>
+              </w:rPr>
+            </w:pPr>
+            <w:r>
+              <w:rPr>
+                <w:rFonts w:ascii="Times New Roman" w:hAnsi="Times New Roman" w:cs="Times New Roman"/>
+              </w:rPr>
+              <w:t>43</w:t>
+            </w:r>
+          </w:p>
+        </w:tc>
+      </w:tr>
+      <w:tr>
+        <w:tc>
+          <w:tcPr>
+            <w:tcW w:w="1995" w:type="pct"/>
+          </w:tcPr>
+          <w:p>
+            <w:pPr>
+              <w:rPr>
+                <w:rFonts w:ascii="Times New Roman" w:hAnsi="Times New Roman"/>
+                <w:i/>
+                <w:iCs/>
+                <w:lang w:bidi="he-IL"/>
+              </w:rPr>
+            </w:pPr>
+            <w:r>
+              <w:rPr>
+                <w:rFonts w:ascii="Times New Roman" w:hAnsi="Times New Roman" w:cs="Times New Roman"/>
+                <w:i/>
+                <w:iCs/>
+                <w:lang w:bidi="he-IL"/>
+              </w:rPr>
+              <w:t>Strongylocentrotus purpuratus</w:t>
+            </w:r>
+          </w:p>
+        </w:tc>
+        <w:tc>
+          <w:tcPr>
+            <w:tcW w:w="1347" w:type="pct"/>
           </w:tcPr>
           <w:p>
             <w:pPr>
@@ -27411,7 +28558,7 @@
         </w:tc>
         <w:tc>
           <w:tcPr>
-            <w:tcW w:w="699" w:type="pct"/>
+            <w:tcW w:w="788" w:type="pct"/>
           </w:tcPr>
           <w:p>
             <w:pPr>
@@ -27424,7 +28571,7 @@
         </w:tc>
         <w:tc>
           <w:tcPr>
-            <w:tcW w:w="511" w:type="pct"/>
+            <w:tcW w:w="544" w:type="pct"/>
           </w:tcPr>
           <w:p>
             <w:pPr>
@@ -27437,33 +28584,7 @@
         </w:tc>
         <w:tc>
           <w:tcPr>
-            <w:tcW w:w="899" w:type="pct"/>
-          </w:tcPr>
-          <w:p>
-            <w:pPr>
-              <w:rPr>
-                <w:rFonts w:ascii="Times New Roman" w:hAnsi="Times New Roman" w:cs="Times New Roman"/>
-                <w:lang w:val="en-GB"/>
-              </w:rPr>
-            </w:pPr>
-          </w:p>
-        </w:tc>
-        <w:tc>
-          <w:tcPr>
-            <w:tcW w:w="599" w:type="pct"/>
-          </w:tcPr>
-          <w:p>
-            <w:pPr>
-              <w:rPr>
-                <w:rFonts w:ascii="Times New Roman" w:hAnsi="Times New Roman" w:cs="Times New Roman"/>
-                <w:lang w:val="en-GB"/>
-              </w:rPr>
-            </w:pPr>
-          </w:p>
-        </w:tc>
-        <w:tc>
-          <w:tcPr>
-            <w:tcW w:w="597" w:type="pct"/>
+            <w:tcW w:w="326" w:type="pct"/>
           </w:tcPr>
           <w:p>
             <w:pPr>
@@ -27478,13 +28599,15 @@
       <w:tr>
         <w:tc>
           <w:tcPr>
-            <w:tcW w:w="1196" w:type="pct"/>
+            <w:tcW w:w="1995" w:type="pct"/>
           </w:tcPr>
           <w:p>
             <w:pPr>
               <w:rPr>
                 <w:rFonts w:ascii="Times New Roman" w:hAnsi="Times New Roman" w:cs="Times New Roman"/>
-                <w:lang w:val="en-GB"/>
+                <w:i/>
+                <w:iCs/>
+                <w:lang w:bidi="he-IL"/>
               </w:rPr>
             </w:pPr>
             <w:r>
@@ -27492,22 +28615,339 @@
                 <w:rFonts w:ascii="Times New Roman" w:hAnsi="Times New Roman" w:cs="Times New Roman"/>
                 <w:lang w:val="en-GB"/>
               </w:rPr>
-              <w:t xml:space="preserve">Chlorophyll </w:t>
-            </w:r>
-            <w:r>
-              <w:rPr>
-                <w:rFonts w:ascii="Times New Roman" w:hAnsi="Times New Roman" w:cs="Times New Roman"/>
-                <w:i/>
-                <w:iCs/>
-                <w:lang w:val="en-GB"/>
-              </w:rPr>
-              <w:t>c</w:t>
+              <w:t>Carbohydrates</w:t>
             </w:r>
           </w:p>
         </w:tc>
         <w:tc>
           <w:tcPr>
-            <w:tcW w:w="499" w:type="pct"/>
+            <w:tcW w:w="1347" w:type="pct"/>
+          </w:tcPr>
+          <w:p>
+            <w:pPr>
+              <w:rPr>
+                <w:rFonts w:ascii="Times New Roman" w:hAnsi="Times New Roman" w:cs="Times New Roman"/>
+                <w:lang w:val="en-GB"/>
+              </w:rPr>
+            </w:pPr>
+            <w:r>
+              <w:rPr>
+                <w:rFonts w:ascii="Times New Roman" w:hAnsi="Times New Roman" w:cs="Times New Roman"/>
+              </w:rPr>
+              <w:t>0.57 (</w:t>
+            </w:r>
+            <w:r>
+              <w:rPr>
+                <w:rFonts w:ascii="Times New Roman" w:hAnsi="Times New Roman" w:cs="Times New Roman"/>
+              </w:rPr>
+              <w:t>−</w:t>
+            </w:r>
+            <w:r>
+              <w:rPr>
+                <w:rFonts w:ascii="Times New Roman" w:hAnsi="Times New Roman" w:cs="Times New Roman"/>
+              </w:rPr>
+              <w:t>0.59 ± 0.69)</w:t>
+            </w:r>
+          </w:p>
+        </w:tc>
+        <w:tc>
+          <w:tcPr>
+            <w:tcW w:w="788" w:type="pct"/>
+          </w:tcPr>
+          <w:p>
+            <w:pPr>
+              <w:rPr>
+                <w:rFonts w:ascii="Times New Roman" w:hAnsi="Times New Roman" w:cs="Times New Roman"/>
+                <w:lang w:val="en-GB"/>
+              </w:rPr>
+            </w:pPr>
+            <w:r>
+              <w:rPr>
+                <w:rFonts w:ascii="Times New Roman" w:hAnsi="Times New Roman" w:cs="Times New Roman"/>
+              </w:rPr>
+              <w:t>0.82</w:t>
+            </w:r>
+          </w:p>
+        </w:tc>
+        <w:tc>
+          <w:tcPr>
+            <w:tcW w:w="544" w:type="pct"/>
+          </w:tcPr>
+          <w:p>
+            <w:pPr>
+              <w:rPr>
+                <w:rFonts w:ascii="Times New Roman" w:hAnsi="Times New Roman" w:cs="Times New Roman"/>
+                <w:lang w:val="en-GB"/>
+              </w:rPr>
+            </w:pPr>
+            <w:r>
+              <w:rPr>
+                <w:rFonts w:ascii="Times New Roman" w:hAnsi="Times New Roman" w:cs="Times New Roman"/>
+              </w:rPr>
+              <w:t>1</w:t>
+            </w:r>
+          </w:p>
+        </w:tc>
+        <w:tc>
+          <w:tcPr>
+            <w:tcW w:w="326" w:type="pct"/>
+          </w:tcPr>
+          <w:p>
+            <w:pPr>
+              <w:rPr>
+                <w:rFonts w:ascii="Times New Roman" w:hAnsi="Times New Roman" w:cs="Times New Roman"/>
+                <w:lang w:val="en-GB"/>
+              </w:rPr>
+            </w:pPr>
+            <w:r>
+              <w:rPr>
+                <w:rFonts w:ascii="Times New Roman" w:hAnsi="Times New Roman" w:cs="Times New Roman"/>
+              </w:rPr>
+              <w:t>4</w:t>
+            </w:r>
+          </w:p>
+        </w:tc>
+      </w:tr>
+      <w:tr>
+        <w:tc>
+          <w:tcPr>
+            <w:tcW w:w="1995" w:type="pct"/>
+          </w:tcPr>
+          <w:p>
+            <w:pPr>
+              <w:rPr>
+                <w:rFonts w:ascii="Times New Roman" w:hAnsi="Times New Roman" w:cs="Times New Roman"/>
+                <w:i/>
+                <w:iCs/>
+                <w:lang w:bidi="he-IL"/>
+              </w:rPr>
+            </w:pPr>
+            <w:r>
+              <w:rPr>
+                <w:rFonts w:ascii="Times New Roman" w:hAnsi="Times New Roman" w:cs="Times New Roman"/>
+                <w:lang w:val="en-GB"/>
+              </w:rPr>
+              <w:t>Proteins</w:t>
+            </w:r>
+          </w:p>
+        </w:tc>
+        <w:tc>
+          <w:tcPr>
+            <w:tcW w:w="1347" w:type="pct"/>
+          </w:tcPr>
+          <w:p>
+            <w:pPr>
+              <w:rPr>
+                <w:rFonts w:ascii="Times New Roman" w:hAnsi="Times New Roman" w:cs="Times New Roman"/>
+                <w:lang w:val="en-GB"/>
+              </w:rPr>
+            </w:pPr>
+            <w:r>
+              <w:rPr>
+                <w:rFonts w:ascii="Times New Roman" w:hAnsi="Times New Roman" w:cs="Times New Roman"/>
+              </w:rPr>
+              <w:t>0.76 (</w:t>
+            </w:r>
+            <w:r>
+              <w:rPr>
+                <w:rFonts w:ascii="Times New Roman" w:hAnsi="Times New Roman" w:cs="Times New Roman"/>
+              </w:rPr>
+              <w:t>−</w:t>
+            </w:r>
+            <w:r>
+              <w:rPr>
+                <w:rFonts w:ascii="Times New Roman" w:hAnsi="Times New Roman" w:cs="Times New Roman"/>
+              </w:rPr>
+              <w:t>0.38 ± 1.2)</w:t>
+            </w:r>
+          </w:p>
+        </w:tc>
+        <w:tc>
+          <w:tcPr>
+            <w:tcW w:w="788" w:type="pct"/>
+          </w:tcPr>
+          <w:p>
+            <w:pPr>
+              <w:rPr>
+                <w:rFonts w:ascii="Times New Roman" w:hAnsi="Times New Roman" w:cs="Times New Roman"/>
+                <w:lang w:val="en-GB"/>
+              </w:rPr>
+            </w:pPr>
+            <w:r>
+              <w:rPr>
+                <w:rFonts w:ascii="Times New Roman" w:hAnsi="Times New Roman" w:cs="Times New Roman"/>
+              </w:rPr>
+              <w:t>0.61</w:t>
+            </w:r>
+          </w:p>
+        </w:tc>
+        <w:tc>
+          <w:tcPr>
+            <w:tcW w:w="544" w:type="pct"/>
+          </w:tcPr>
+          <w:p>
+            <w:pPr>
+              <w:rPr>
+                <w:rFonts w:ascii="Times New Roman" w:hAnsi="Times New Roman" w:cs="Times New Roman"/>
+                <w:lang w:val="en-GB"/>
+              </w:rPr>
+            </w:pPr>
+            <w:r>
+              <w:rPr>
+                <w:rFonts w:ascii="Times New Roman" w:hAnsi="Times New Roman" w:cs="Times New Roman"/>
+              </w:rPr>
+              <w:t>1</w:t>
+            </w:r>
+          </w:p>
+        </w:tc>
+        <w:tc>
+          <w:tcPr>
+            <w:tcW w:w="326" w:type="pct"/>
+          </w:tcPr>
+          <w:p>
+            <w:pPr>
+              <w:rPr>
+                <w:rFonts w:ascii="Times New Roman" w:hAnsi="Times New Roman" w:cs="Times New Roman"/>
+                <w:lang w:val="en-GB"/>
+              </w:rPr>
+            </w:pPr>
+            <w:r>
+              <w:rPr>
+                <w:rFonts w:ascii="Times New Roman" w:hAnsi="Times New Roman" w:cs="Times New Roman"/>
+              </w:rPr>
+              <w:t>4</w:t>
+            </w:r>
+          </w:p>
+        </w:tc>
+      </w:tr>
+      <w:tr>
+        <w:tc>
+          <w:tcPr>
+            <w:tcW w:w="1995" w:type="pct"/>
+          </w:tcPr>
+          <w:p>
+            <w:pPr>
+              <w:rPr>
+                <w:rFonts w:ascii="Times New Roman" w:hAnsi="Times New Roman" w:cs="Times New Roman"/>
+                <w:i/>
+                <w:iCs/>
+                <w:lang w:bidi="he-IL"/>
+              </w:rPr>
+            </w:pPr>
+            <w:r>
+              <w:rPr>
+                <w:rFonts w:ascii="Times New Roman" w:hAnsi="Times New Roman" w:cs="Times New Roman"/>
+                <w:lang w:val="en-GB"/>
+              </w:rPr>
+              <w:t>Lipids</w:t>
+            </w:r>
+          </w:p>
+        </w:tc>
+        <w:tc>
+          <w:tcPr>
+            <w:tcW w:w="1347" w:type="pct"/>
+          </w:tcPr>
+          <w:p>
+            <w:pPr>
+              <w:rPr>
+                <w:rFonts w:ascii="Times New Roman" w:hAnsi="Times New Roman" w:cs="Times New Roman"/>
+                <w:lang w:val="en-GB"/>
+              </w:rPr>
+            </w:pPr>
+            <w:r>
+              <w:rPr>
+                <w:rFonts w:ascii="Times New Roman" w:hAnsi="Times New Roman" w:cs="Times New Roman"/>
+              </w:rPr>
+              <w:t>1.6 (0.43 ± 0.92)</w:t>
+            </w:r>
+          </w:p>
+        </w:tc>
+        <w:tc>
+          <w:tcPr>
+            <w:tcW w:w="788" w:type="pct"/>
+          </w:tcPr>
+          <w:p>
+            <w:pPr>
+              <w:rPr>
+                <w:rFonts w:ascii="Times New Roman" w:hAnsi="Times New Roman" w:cs="Times New Roman"/>
+                <w:lang w:val="en-GB"/>
+              </w:rPr>
+            </w:pPr>
+            <w:r>
+              <w:rPr>
+                <w:rFonts w:ascii="Times New Roman" w:hAnsi="Times New Roman" w:cs="Times New Roman"/>
+              </w:rPr>
+              <w:t>0.29</w:t>
+            </w:r>
+          </w:p>
+        </w:tc>
+        <w:tc>
+          <w:tcPr>
+            <w:tcW w:w="544" w:type="pct"/>
+          </w:tcPr>
+          <w:p>
+            <w:pPr>
+              <w:rPr>
+                <w:rFonts w:ascii="Times New Roman" w:hAnsi="Times New Roman" w:cs="Times New Roman"/>
+                <w:lang w:val="en-GB"/>
+              </w:rPr>
+            </w:pPr>
+            <w:r>
+              <w:rPr>
+                <w:rFonts w:ascii="Times New Roman" w:hAnsi="Times New Roman" w:cs="Times New Roman"/>
+              </w:rPr>
+              <w:t>2</w:t>
+            </w:r>
+          </w:p>
+        </w:tc>
+        <w:tc>
+          <w:tcPr>
+            <w:tcW w:w="326" w:type="pct"/>
+          </w:tcPr>
+          <w:p>
+            <w:pPr>
+              <w:rPr>
+                <w:rFonts w:ascii="Times New Roman" w:hAnsi="Times New Roman" w:cs="Times New Roman"/>
+                <w:lang w:val="en-GB"/>
+              </w:rPr>
+            </w:pPr>
+            <w:r>
+              <w:rPr>
+                <w:rFonts w:ascii="Times New Roman" w:hAnsi="Times New Roman" w:cs="Times New Roman"/>
+              </w:rPr>
+              <w:t>19</w:t>
+            </w:r>
+          </w:p>
+        </w:tc>
+      </w:tr>
+      <w:tr>
+        <w:tc>
+          <w:tcPr>
+            <w:tcW w:w="1995" w:type="pct"/>
+          </w:tcPr>
+          <w:p>
+            <w:pPr>
+              <w:rPr>
+                <w:rFonts w:ascii="Times New Roman" w:hAnsi="Times New Roman"/>
+                <w:i/>
+                <w:iCs/>
+                <w:lang w:bidi="he-IL"/>
+              </w:rPr>
+            </w:pPr>
+            <w:r>
+              <w:rPr>
+                <w:rFonts w:ascii="Times New Roman" w:hAnsi="Times New Roman" w:cs="Times New Roman"/>
+                <w:i/>
+                <w:iCs/>
+                <w:lang w:bidi="he-IL"/>
+              </w:rPr>
+              <w:t>Strongylocentrotus intermedius</w:t>
+            </w:r>
+          </w:p>
+        </w:tc>
+        <w:tc>
+          <w:tcPr>
+            <w:tcW w:w="1347" w:type="pct"/>
           </w:tcPr>
           <w:p>
             <w:pPr>
@@ -27520,7 +28960,7 @@
         </w:tc>
         <w:tc>
           <w:tcPr>
-            <w:tcW w:w="699" w:type="pct"/>
+            <w:tcW w:w="788" w:type="pct"/>
           </w:tcPr>
           <w:p>
             <w:pPr>
@@ -27533,7 +28973,7 @@
         </w:tc>
         <w:tc>
           <w:tcPr>
-            <w:tcW w:w="511" w:type="pct"/>
+            <w:tcW w:w="544" w:type="pct"/>
           </w:tcPr>
           <w:p>
             <w:pPr>
@@ -27546,33 +28986,7 @@
         </w:tc>
         <w:tc>
           <w:tcPr>
-            <w:tcW w:w="899" w:type="pct"/>
-          </w:tcPr>
-          <w:p>
-            <w:pPr>
-              <w:rPr>
-                <w:rFonts w:ascii="Times New Roman" w:hAnsi="Times New Roman" w:cs="Times New Roman"/>
-                <w:lang w:val="en-GB"/>
-              </w:rPr>
-            </w:pPr>
-          </w:p>
-        </w:tc>
-        <w:tc>
-          <w:tcPr>
-            <w:tcW w:w="599" w:type="pct"/>
-          </w:tcPr>
-          <w:p>
-            <w:pPr>
-              <w:rPr>
-                <w:rFonts w:ascii="Times New Roman" w:hAnsi="Times New Roman" w:cs="Times New Roman"/>
-                <w:lang w:val="en-GB"/>
-              </w:rPr>
-            </w:pPr>
-          </w:p>
-        </w:tc>
-        <w:tc>
-          <w:tcPr>
-            <w:tcW w:w="597" w:type="pct"/>
+            <w:tcW w:w="326" w:type="pct"/>
           </w:tcPr>
           <w:p>
             <w:pPr>
@@ -27587,13 +29001,15 @@
       <w:tr>
         <w:tc>
           <w:tcPr>
-            <w:tcW w:w="1196" w:type="pct"/>
+            <w:tcW w:w="1995" w:type="pct"/>
           </w:tcPr>
           <w:p>
             <w:pPr>
               <w:rPr>
                 <w:rFonts w:ascii="Times New Roman" w:hAnsi="Times New Roman" w:cs="Times New Roman"/>
-                <w:lang w:val="en-GB"/>
+                <w:i/>
+                <w:iCs/>
+                <w:lang w:bidi="he-IL"/>
               </w:rPr>
             </w:pPr>
             <w:r>
@@ -27601,13 +29017,239 @@
                 <w:rFonts w:ascii="Times New Roman" w:hAnsi="Times New Roman" w:cs="Times New Roman"/>
                 <w:lang w:val="en-GB"/>
               </w:rPr>
-              <w:t>Fucoxanthin</w:t>
+              <w:t>Nitrogen</w:t>
             </w:r>
           </w:p>
         </w:tc>
         <w:tc>
           <w:tcPr>
-            <w:tcW w:w="499" w:type="pct"/>
+            <w:tcW w:w="1347" w:type="pct"/>
+          </w:tcPr>
+          <w:p>
+            <w:pPr>
+              <w:rPr>
+                <w:rFonts w:ascii="Times New Roman" w:hAnsi="Times New Roman" w:cs="Times New Roman"/>
+                <w:lang w:val="en-GB"/>
+              </w:rPr>
+            </w:pPr>
+            <w:r>
+              <w:rPr>
+                <w:rFonts w:ascii="Times New Roman" w:hAnsi="Times New Roman" w:cs="Times New Roman"/>
+              </w:rPr>
+              <w:t>0.72 (</w:t>
+            </w:r>
+            <w:r>
+              <w:rPr>
+                <w:rFonts w:ascii="Times New Roman" w:hAnsi="Times New Roman" w:cs="Times New Roman"/>
+              </w:rPr>
+              <w:t>−</w:t>
+            </w:r>
+            <w:r>
+              <w:rPr>
+                <w:rFonts w:ascii="Times New Roman" w:hAnsi="Times New Roman" w:cs="Times New Roman"/>
+              </w:rPr>
+              <w:t>0.39 ± 0.91)</w:t>
+            </w:r>
+          </w:p>
+        </w:tc>
+        <w:tc>
+          <w:tcPr>
+            <w:tcW w:w="788" w:type="pct"/>
+          </w:tcPr>
+          <w:p>
+            <w:pPr>
+              <w:rPr>
+                <w:rFonts w:ascii="Times New Roman" w:hAnsi="Times New Roman" w:cs="Times New Roman"/>
+                <w:lang w:val="en-GB"/>
+              </w:rPr>
+            </w:pPr>
+            <w:r>
+              <w:rPr>
+                <w:rFonts w:ascii="Times New Roman" w:hAnsi="Times New Roman" w:cs="Times New Roman"/>
+              </w:rPr>
+              <w:t>0.67</w:t>
+            </w:r>
+          </w:p>
+        </w:tc>
+        <w:tc>
+          <w:tcPr>
+            <w:tcW w:w="544" w:type="pct"/>
+          </w:tcPr>
+          <w:p>
+            <w:pPr>
+              <w:rPr>
+                <w:rFonts w:ascii="Times New Roman" w:hAnsi="Times New Roman" w:cs="Times New Roman"/>
+                <w:lang w:val="en-GB"/>
+              </w:rPr>
+            </w:pPr>
+            <w:r>
+              <w:rPr>
+                <w:rFonts w:ascii="Times New Roman" w:hAnsi="Times New Roman" w:cs="Times New Roman"/>
+              </w:rPr>
+              <w:t>1</w:t>
+            </w:r>
+          </w:p>
+        </w:tc>
+        <w:tc>
+          <w:tcPr>
+            <w:tcW w:w="326" w:type="pct"/>
+          </w:tcPr>
+          <w:p>
+            <w:pPr>
+              <w:rPr>
+                <w:rFonts w:ascii="Times New Roman" w:hAnsi="Times New Roman" w:cs="Times New Roman"/>
+                <w:lang w:val="en-GB"/>
+              </w:rPr>
+            </w:pPr>
+            <w:r>
+              <w:rPr>
+                <w:rFonts w:ascii="Times New Roman" w:hAnsi="Times New Roman" w:cs="Times New Roman"/>
+              </w:rPr>
+              <w:t>15</w:t>
+            </w:r>
+          </w:p>
+        </w:tc>
+      </w:tr>
+      <w:tr>
+        <w:tc>
+          <w:tcPr>
+            <w:tcW w:w="1995" w:type="pct"/>
+          </w:tcPr>
+          <w:p>
+            <w:pPr>
+              <w:rPr>
+                <w:rFonts w:ascii="Times New Roman" w:hAnsi="Times New Roman" w:cs="Times New Roman"/>
+                <w:i/>
+                <w:iCs/>
+                <w:lang w:bidi="he-IL"/>
+              </w:rPr>
+            </w:pPr>
+            <w:r>
+              <w:rPr>
+                <w:rFonts w:ascii="Times New Roman" w:hAnsi="Times New Roman" w:cs="Times New Roman"/>
+                <w:lang w:val="en-GB"/>
+              </w:rPr>
+              <w:t>Calories</w:t>
+            </w:r>
+          </w:p>
+        </w:tc>
+        <w:tc>
+          <w:tcPr>
+            <w:tcW w:w="1347" w:type="pct"/>
+          </w:tcPr>
+          <w:p>
+            <w:pPr>
+              <w:rPr>
+                <w:rFonts w:ascii="Times New Roman" w:hAnsi="Times New Roman" w:cs="Times New Roman"/>
+                <w:lang w:val="en-GB"/>
+              </w:rPr>
+            </w:pPr>
+            <w:r>
+              <w:rPr>
+                <w:rFonts w:ascii="Times New Roman" w:hAnsi="Times New Roman" w:cs="Times New Roman"/>
+              </w:rPr>
+              <w:t>0.98 (</w:t>
+            </w:r>
+            <w:r>
+              <w:rPr>
+                <w:rFonts w:ascii="Times New Roman" w:hAnsi="Times New Roman" w:cs="Times New Roman"/>
+              </w:rPr>
+              <w:t>−</w:t>
+            </w:r>
+            <w:r>
+              <w:rPr>
+                <w:rFonts w:ascii="Times New Roman" w:hAnsi="Times New Roman" w:cs="Times New Roman"/>
+              </w:rPr>
+              <w:t>0.054 ± 0.82)</w:t>
+            </w:r>
+          </w:p>
+        </w:tc>
+        <w:tc>
+          <w:tcPr>
+            <w:tcW w:w="788" w:type="pct"/>
+          </w:tcPr>
+          <w:p>
+            <w:pPr>
+              <w:rPr>
+                <w:rFonts w:ascii="Times New Roman" w:hAnsi="Times New Roman" w:cs="Times New Roman"/>
+                <w:lang w:val="en-GB"/>
+              </w:rPr>
+            </w:pPr>
+            <w:r>
+              <w:rPr>
+                <w:rFonts w:ascii="Times New Roman" w:hAnsi="Times New Roman" w:cs="Times New Roman"/>
+              </w:rPr>
+              <w:t>0.51</w:t>
+            </w:r>
+          </w:p>
+        </w:tc>
+        <w:tc>
+          <w:tcPr>
+            <w:tcW w:w="544" w:type="pct"/>
+          </w:tcPr>
+          <w:p>
+            <w:pPr>
+              <w:rPr>
+                <w:rFonts w:ascii="Times New Roman" w:hAnsi="Times New Roman" w:cs="Times New Roman"/>
+                <w:lang w:val="en-GB"/>
+              </w:rPr>
+            </w:pPr>
+            <w:r>
+              <w:rPr>
+                <w:rFonts w:ascii="Times New Roman" w:hAnsi="Times New Roman" w:cs="Times New Roman"/>
+              </w:rPr>
+              <w:t>1</w:t>
+            </w:r>
+          </w:p>
+        </w:tc>
+        <w:tc>
+          <w:tcPr>
+            <w:tcW w:w="326" w:type="pct"/>
+          </w:tcPr>
+          <w:p>
+            <w:pPr>
+              <w:rPr>
+                <w:rFonts w:ascii="Times New Roman" w:hAnsi="Times New Roman" w:cs="Times New Roman"/>
+                <w:lang w:val="en-GB"/>
+              </w:rPr>
+            </w:pPr>
+            <w:r>
+              <w:rPr>
+                <w:rFonts w:ascii="Times New Roman" w:hAnsi="Times New Roman" w:cs="Times New Roman"/>
+              </w:rPr>
+              <w:t>21</w:t>
+            </w:r>
+          </w:p>
+        </w:tc>
+      </w:tr>
+      <w:tr>
+        <w:tc>
+          <w:tcPr>
+            <w:tcW w:w="1995" w:type="pct"/>
+          </w:tcPr>
+          <w:p>
+            <w:pPr>
+              <w:rPr>
+                <w:rFonts w:ascii="Times New Roman" w:hAnsi="Times New Roman"/>
+                <w:i/>
+                <w:iCs/>
+                <w:lang w:bidi="he-IL"/>
+              </w:rPr>
+            </w:pPr>
+            <w:r>
+              <w:rPr>
+                <w:rFonts w:ascii="Times New Roman" w:hAnsi="Times New Roman" w:cs="Times New Roman"/>
+                <w:i/>
+                <w:iCs/>
+                <w:lang w:bidi="he-IL"/>
+              </w:rPr>
+              <w:t>Mesocentrotus franciscanus</w:t>
+            </w:r>
+          </w:p>
+        </w:tc>
+        <w:tc>
+          <w:tcPr>
+            <w:tcW w:w="1347" w:type="pct"/>
           </w:tcPr>
           <w:p>
             <w:pPr>
@@ -27620,7 +29262,7 @@
         </w:tc>
         <w:tc>
           <w:tcPr>
-            <w:tcW w:w="699" w:type="pct"/>
+            <w:tcW w:w="788" w:type="pct"/>
           </w:tcPr>
           <w:p>
             <w:pPr>
@@ -27633,7 +29275,7 @@
         </w:tc>
         <w:tc>
           <w:tcPr>
-            <w:tcW w:w="511" w:type="pct"/>
+            <w:tcW w:w="544" w:type="pct"/>
           </w:tcPr>
           <w:p>
             <w:pPr>
@@ -27646,33 +29288,7 @@
         </w:tc>
         <w:tc>
           <w:tcPr>
-            <w:tcW w:w="899" w:type="pct"/>
-          </w:tcPr>
-          <w:p>
-            <w:pPr>
-              <w:rPr>
-                <w:rFonts w:ascii="Times New Roman" w:hAnsi="Times New Roman" w:cs="Times New Roman"/>
-                <w:lang w:val="en-GB"/>
-              </w:rPr>
-            </w:pPr>
-          </w:p>
-        </w:tc>
-        <w:tc>
-          <w:tcPr>
-            <w:tcW w:w="599" w:type="pct"/>
-          </w:tcPr>
-          <w:p>
-            <w:pPr>
-              <w:rPr>
-                <w:rFonts w:ascii="Times New Roman" w:hAnsi="Times New Roman" w:cs="Times New Roman"/>
-                <w:lang w:val="en-GB"/>
-              </w:rPr>
-            </w:pPr>
-          </w:p>
-        </w:tc>
-        <w:tc>
-          <w:tcPr>
-            <w:tcW w:w="597" w:type="pct"/>
+            <w:tcW w:w="326" w:type="pct"/>
           </w:tcPr>
           <w:p>
             <w:pPr>
@@ -27687,13 +29303,15 @@
       <w:tr>
         <w:tc>
           <w:tcPr>
-            <w:tcW w:w="1196" w:type="pct"/>
+            <w:tcW w:w="1995" w:type="pct"/>
           </w:tcPr>
           <w:p>
             <w:pPr>
               <w:rPr>
                 <w:rFonts w:ascii="Times New Roman" w:hAnsi="Times New Roman" w:cs="Times New Roman"/>
-                <w:lang w:val="en-GB"/>
+                <w:i/>
+                <w:iCs/>
+                <w:lang w:bidi="he-IL"/>
               </w:rPr>
             </w:pPr>
             <w:r>
@@ -27701,20 +29319,338 @@
                 <w:rFonts w:ascii="Times New Roman" w:hAnsi="Times New Roman" w:cs="Times New Roman"/>
                 <w:lang w:val="en-GB"/>
               </w:rPr>
-              <w:t>β</w:t>
-            </w:r>
-            <w:r>
-              <w:rPr>
-                <w:rFonts w:ascii="Times New Roman" w:hAnsi="Times New Roman" w:cs="Times New Roman"/>
-                <w:lang w:val="en-GB"/>
-              </w:rPr>
-              <w:t>-carotene</w:t>
+              <w:t>Carbohydrates</w:t>
             </w:r>
           </w:p>
         </w:tc>
         <w:tc>
           <w:tcPr>
-            <w:tcW w:w="499" w:type="pct"/>
+            <w:tcW w:w="1347" w:type="pct"/>
+          </w:tcPr>
+          <w:p>
+            <w:pPr>
+              <w:rPr>
+                <w:rFonts w:ascii="Times New Roman" w:hAnsi="Times New Roman" w:cs="Times New Roman"/>
+                <w:lang w:val="en-GB"/>
+              </w:rPr>
+            </w:pPr>
+            <w:r>
+              <w:rPr>
+                <w:rFonts w:ascii="Times New Roman" w:hAnsi="Times New Roman" w:cs="Times New Roman"/>
+              </w:rPr>
+              <w:t>0.55 (</w:t>
+            </w:r>
+            <w:r>
+              <w:rPr>
+                <w:rFonts w:ascii="Times New Roman" w:hAnsi="Times New Roman" w:cs="Times New Roman"/>
+              </w:rPr>
+              <w:t>−</w:t>
+            </w:r>
+            <w:r>
+              <w:rPr>
+                <w:rFonts w:ascii="Times New Roman" w:hAnsi="Times New Roman" w:cs="Times New Roman"/>
+              </w:rPr>
+              <w:t>0.62 ± 0.7)</w:t>
+            </w:r>
+          </w:p>
+        </w:tc>
+        <w:tc>
+          <w:tcPr>
+            <w:tcW w:w="788" w:type="pct"/>
+          </w:tcPr>
+          <w:p>
+            <w:pPr>
+              <w:rPr>
+                <w:rFonts w:ascii="Times New Roman" w:hAnsi="Times New Roman" w:cs="Times New Roman"/>
+                <w:lang w:val="en-GB"/>
+              </w:rPr>
+            </w:pPr>
+            <w:r>
+              <w:rPr>
+                <w:rFonts w:ascii="Times New Roman" w:hAnsi="Times New Roman" w:cs="Times New Roman"/>
+              </w:rPr>
+              <w:t>0.83</w:t>
+            </w:r>
+          </w:p>
+        </w:tc>
+        <w:tc>
+          <w:tcPr>
+            <w:tcW w:w="544" w:type="pct"/>
+          </w:tcPr>
+          <w:p>
+            <w:pPr>
+              <w:rPr>
+                <w:rFonts w:ascii="Times New Roman" w:hAnsi="Times New Roman" w:cs="Times New Roman"/>
+                <w:lang w:val="en-GB"/>
+              </w:rPr>
+            </w:pPr>
+            <w:r>
+              <w:rPr>
+                <w:rFonts w:ascii="Times New Roman" w:hAnsi="Times New Roman" w:cs="Times New Roman"/>
+              </w:rPr>
+              <w:t>1</w:t>
+            </w:r>
+          </w:p>
+        </w:tc>
+        <w:tc>
+          <w:tcPr>
+            <w:tcW w:w="326" w:type="pct"/>
+          </w:tcPr>
+          <w:p>
+            <w:pPr>
+              <w:rPr>
+                <w:rFonts w:ascii="Times New Roman" w:hAnsi="Times New Roman" w:cs="Times New Roman"/>
+                <w:lang w:val="en-GB"/>
+              </w:rPr>
+            </w:pPr>
+            <w:r>
+              <w:rPr>
+                <w:rFonts w:ascii="Times New Roman" w:hAnsi="Times New Roman" w:cs="Times New Roman"/>
+              </w:rPr>
+              <w:t>15</w:t>
+            </w:r>
+          </w:p>
+        </w:tc>
+      </w:tr>
+      <w:tr>
+        <w:tc>
+          <w:tcPr>
+            <w:tcW w:w="1995" w:type="pct"/>
+          </w:tcPr>
+          <w:p>
+            <w:pPr>
+              <w:rPr>
+                <w:rFonts w:ascii="Times New Roman" w:hAnsi="Times New Roman" w:cs="Times New Roman"/>
+                <w:i/>
+                <w:iCs/>
+                <w:lang w:bidi="he-IL"/>
+              </w:rPr>
+            </w:pPr>
+            <w:r>
+              <w:rPr>
+                <w:rFonts w:ascii="Times New Roman" w:hAnsi="Times New Roman" w:cs="Times New Roman"/>
+                <w:lang w:val="en-GB"/>
+              </w:rPr>
+              <w:lastRenderedPageBreak/>
+              <w:t>Proteins</w:t>
+            </w:r>
+          </w:p>
+        </w:tc>
+        <w:tc>
+          <w:tcPr>
+            <w:tcW w:w="1347" w:type="pct"/>
+          </w:tcPr>
+          <w:p>
+            <w:pPr>
+              <w:rPr>
+                <w:rFonts w:ascii="Times New Roman" w:hAnsi="Times New Roman" w:cs="Times New Roman"/>
+                <w:lang w:val="en-GB"/>
+              </w:rPr>
+            </w:pPr>
+            <w:r>
+              <w:rPr>
+                <w:rFonts w:ascii="Times New Roman" w:hAnsi="Times New Roman" w:cs="Times New Roman"/>
+              </w:rPr>
+              <w:t>0.75 (</w:t>
+            </w:r>
+            <w:r>
+              <w:rPr>
+                <w:rFonts w:ascii="Times New Roman" w:hAnsi="Times New Roman" w:cs="Times New Roman"/>
+              </w:rPr>
+              <w:t>−</w:t>
+            </w:r>
+            <w:r>
+              <w:rPr>
+                <w:rFonts w:ascii="Times New Roman" w:hAnsi="Times New Roman" w:cs="Times New Roman"/>
+              </w:rPr>
+              <w:t>0.4 ± 1.2)</w:t>
+            </w:r>
+          </w:p>
+        </w:tc>
+        <w:tc>
+          <w:tcPr>
+            <w:tcW w:w="788" w:type="pct"/>
+          </w:tcPr>
+          <w:p>
+            <w:pPr>
+              <w:rPr>
+                <w:rFonts w:ascii="Times New Roman" w:hAnsi="Times New Roman" w:cs="Times New Roman"/>
+                <w:lang w:val="en-GB"/>
+              </w:rPr>
+            </w:pPr>
+            <w:r>
+              <w:rPr>
+                <w:rFonts w:ascii="Times New Roman" w:hAnsi="Times New Roman" w:cs="Times New Roman"/>
+              </w:rPr>
+              <w:t>0.62</w:t>
+            </w:r>
+          </w:p>
+        </w:tc>
+        <w:tc>
+          <w:tcPr>
+            <w:tcW w:w="544" w:type="pct"/>
+          </w:tcPr>
+          <w:p>
+            <w:pPr>
+              <w:rPr>
+                <w:rFonts w:ascii="Times New Roman" w:hAnsi="Times New Roman" w:cs="Times New Roman"/>
+                <w:lang w:val="en-GB"/>
+              </w:rPr>
+            </w:pPr>
+            <w:r>
+              <w:rPr>
+                <w:rFonts w:ascii="Times New Roman" w:hAnsi="Times New Roman" w:cs="Times New Roman"/>
+              </w:rPr>
+              <w:t>1</w:t>
+            </w:r>
+          </w:p>
+        </w:tc>
+        <w:tc>
+          <w:tcPr>
+            <w:tcW w:w="326" w:type="pct"/>
+          </w:tcPr>
+          <w:p>
+            <w:pPr>
+              <w:rPr>
+                <w:rFonts w:ascii="Times New Roman" w:hAnsi="Times New Roman" w:cs="Times New Roman"/>
+                <w:lang w:val="en-GB"/>
+              </w:rPr>
+            </w:pPr>
+            <w:r>
+              <w:rPr>
+                <w:rFonts w:ascii="Times New Roman" w:hAnsi="Times New Roman" w:cs="Times New Roman"/>
+              </w:rPr>
+              <w:t>13</w:t>
+            </w:r>
+          </w:p>
+        </w:tc>
+      </w:tr>
+      <w:tr>
+        <w:tc>
+          <w:tcPr>
+            <w:tcW w:w="1995" w:type="pct"/>
+          </w:tcPr>
+          <w:p>
+            <w:pPr>
+              <w:rPr>
+                <w:rFonts w:ascii="Times New Roman" w:hAnsi="Times New Roman" w:cs="Times New Roman"/>
+                <w:lang w:val="en-GB"/>
+              </w:rPr>
+            </w:pPr>
+            <w:r>
+              <w:rPr>
+                <w:rFonts w:ascii="Times New Roman" w:hAnsi="Times New Roman" w:cs="Times New Roman"/>
+                <w:lang w:val="en-GB"/>
+              </w:rPr>
+              <w:t>Calories</w:t>
+            </w:r>
+          </w:p>
+        </w:tc>
+        <w:tc>
+          <w:tcPr>
+            <w:tcW w:w="1347" w:type="pct"/>
+          </w:tcPr>
+          <w:p>
+            <w:pPr>
+              <w:rPr>
+                <w:rFonts w:ascii="Times New Roman" w:hAnsi="Times New Roman" w:cs="Times New Roman"/>
+                <w:lang w:val="en-GB"/>
+              </w:rPr>
+            </w:pPr>
+            <w:r>
+              <w:rPr>
+                <w:rFonts w:ascii="Times New Roman" w:hAnsi="Times New Roman" w:cs="Times New Roman"/>
+              </w:rPr>
+              <w:t>1.3 (0.27 ± 0.78)</w:t>
+            </w:r>
+          </w:p>
+        </w:tc>
+        <w:tc>
+          <w:tcPr>
+            <w:tcW w:w="788" w:type="pct"/>
+          </w:tcPr>
+          <w:p>
+            <w:pPr>
+              <w:rPr>
+                <w:rFonts w:ascii="Times New Roman" w:hAnsi="Times New Roman" w:cs="Times New Roman"/>
+                <w:lang w:val="en-GB"/>
+              </w:rPr>
+            </w:pPr>
+            <w:r>
+              <w:rPr>
+                <w:rFonts w:ascii="Times New Roman" w:hAnsi="Times New Roman" w:cs="Times New Roman"/>
+              </w:rPr>
+              <w:t>0.34</w:t>
+            </w:r>
+          </w:p>
+        </w:tc>
+        <w:tc>
+          <w:tcPr>
+            <w:tcW w:w="544" w:type="pct"/>
+          </w:tcPr>
+          <w:p>
+            <w:pPr>
+              <w:rPr>
+                <w:rFonts w:ascii="Times New Roman" w:hAnsi="Times New Roman" w:cs="Times New Roman"/>
+                <w:lang w:val="en-GB"/>
+              </w:rPr>
+            </w:pPr>
+            <w:r>
+              <w:rPr>
+                <w:rFonts w:ascii="Times New Roman" w:hAnsi="Times New Roman" w:cs="Times New Roman"/>
+              </w:rPr>
+              <w:t>1</w:t>
+            </w:r>
+          </w:p>
+        </w:tc>
+        <w:tc>
+          <w:tcPr>
+            <w:tcW w:w="326" w:type="pct"/>
+          </w:tcPr>
+          <w:p>
+            <w:pPr>
+              <w:rPr>
+                <w:rFonts w:ascii="Times New Roman" w:hAnsi="Times New Roman" w:cs="Times New Roman"/>
+                <w:lang w:val="en-GB"/>
+              </w:rPr>
+            </w:pPr>
+            <w:r>
+              <w:rPr>
+                <w:rFonts w:ascii="Times New Roman" w:hAnsi="Times New Roman" w:cs="Times New Roman"/>
+              </w:rPr>
+              <w:t>40</w:t>
+            </w:r>
+          </w:p>
+        </w:tc>
+      </w:tr>
+      <w:tr>
+        <w:tc>
+          <w:tcPr>
+            <w:tcW w:w="1995" w:type="pct"/>
+          </w:tcPr>
+          <w:p>
+            <w:pPr>
+              <w:rPr>
+                <w:rFonts w:ascii="Times New Roman" w:hAnsi="Times New Roman" w:cs="Times New Roman"/>
+                <w:i/>
+                <w:iCs/>
+                <w:lang w:bidi="he-IL"/>
+              </w:rPr>
+            </w:pPr>
+            <w:r>
+              <w:rPr>
+                <w:rFonts w:ascii="Times New Roman" w:hAnsi="Times New Roman" w:cs="Times New Roman"/>
+                <w:i/>
+                <w:iCs/>
+                <w:lang w:bidi="he-IL"/>
+              </w:rPr>
+              <w:t>Psammechinus miliaris</w:t>
+            </w:r>
+          </w:p>
+        </w:tc>
+        <w:tc>
+          <w:tcPr>
+            <w:tcW w:w="1347" w:type="pct"/>
           </w:tcPr>
           <w:p>
             <w:pPr>
@@ -27727,7 +29663,7 @@
         </w:tc>
         <w:tc>
           <w:tcPr>
-            <w:tcW w:w="699" w:type="pct"/>
+            <w:tcW w:w="788" w:type="pct"/>
           </w:tcPr>
           <w:p>
             <w:pPr>
@@ -27740,7 +29676,7 @@
         </w:tc>
         <w:tc>
           <w:tcPr>
-            <w:tcW w:w="511" w:type="pct"/>
+            <w:tcW w:w="544" w:type="pct"/>
           </w:tcPr>
           <w:p>
             <w:pPr>
@@ -27753,33 +29689,7 @@
         </w:tc>
         <w:tc>
           <w:tcPr>
-            <w:tcW w:w="899" w:type="pct"/>
-          </w:tcPr>
-          <w:p>
-            <w:pPr>
-              <w:rPr>
-                <w:rFonts w:ascii="Times New Roman" w:hAnsi="Times New Roman" w:cs="Times New Roman"/>
-                <w:lang w:val="en-GB"/>
-              </w:rPr>
-            </w:pPr>
-          </w:p>
-        </w:tc>
-        <w:tc>
-          <w:tcPr>
-            <w:tcW w:w="599" w:type="pct"/>
-          </w:tcPr>
-          <w:p>
-            <w:pPr>
-              <w:rPr>
-                <w:rFonts w:ascii="Times New Roman" w:hAnsi="Times New Roman" w:cs="Times New Roman"/>
-                <w:lang w:val="en-GB"/>
-              </w:rPr>
-            </w:pPr>
-          </w:p>
-        </w:tc>
-        <w:tc>
-          <w:tcPr>
-            <w:tcW w:w="597" w:type="pct"/>
+            <w:tcW w:w="326" w:type="pct"/>
           </w:tcPr>
           <w:p>
             <w:pPr>
@@ -27794,29 +29704,253 @@
       <w:tr>
         <w:tc>
           <w:tcPr>
-            <w:tcW w:w="1196" w:type="pct"/>
+            <w:tcW w:w="1995" w:type="pct"/>
           </w:tcPr>
           <w:p>
             <w:pPr>
               <w:rPr>
                 <w:rFonts w:ascii="Times New Roman" w:hAnsi="Times New Roman" w:cs="Times New Roman"/>
-                <w:lang w:val="en-GB"/>
+                <w:i/>
+                <w:iCs/>
+                <w:lang w:bidi="he-IL"/>
               </w:rPr>
             </w:pPr>
             <w:r>
               <w:rPr>
                 <w:rFonts w:ascii="Times New Roman" w:hAnsi="Times New Roman" w:cs="Times New Roman"/>
-                <w:b/>
-                <w:bCs/>
                 <w:lang w:val="en-GB"/>
               </w:rPr>
-              <w:t>Meta-analysis</w:t>
+              <w:t>Carbon</w:t>
             </w:r>
           </w:p>
         </w:tc>
         <w:tc>
           <w:tcPr>
-            <w:tcW w:w="499" w:type="pct"/>
+            <w:tcW w:w="1347" w:type="pct"/>
+          </w:tcPr>
+          <w:p>
+            <w:pPr>
+              <w:rPr>
+                <w:rFonts w:ascii="Times New Roman" w:hAnsi="Times New Roman" w:cs="Times New Roman"/>
+                <w:lang w:val="en-GB"/>
+              </w:rPr>
+            </w:pPr>
+            <w:r>
+              <w:rPr>
+                <w:rFonts w:ascii="Times New Roman" w:hAnsi="Times New Roman" w:cs="Times New Roman"/>
+              </w:rPr>
+              <w:t>0.7 (</w:t>
+            </w:r>
+            <w:r>
+              <w:rPr>
+                <w:rFonts w:ascii="Times New Roman" w:hAnsi="Times New Roman" w:cs="Times New Roman"/>
+              </w:rPr>
+              <w:t>−</w:t>
+            </w:r>
+            <w:r>
+              <w:rPr>
+                <w:rFonts w:ascii="Times New Roman" w:hAnsi="Times New Roman" w:cs="Times New Roman"/>
+              </w:rPr>
+              <w:t>0.37 ± 0.54)</w:t>
+            </w:r>
+          </w:p>
+        </w:tc>
+        <w:tc>
+          <w:tcPr>
+            <w:tcW w:w="788" w:type="pct"/>
+          </w:tcPr>
+          <w:p>
+            <w:pPr>
+              <w:rPr>
+                <w:rFonts w:ascii="Times New Roman" w:hAnsi="Times New Roman" w:cs="Times New Roman"/>
+                <w:lang w:val="en-GB"/>
+              </w:rPr>
+            </w:pPr>
+            <w:r>
+              <w:rPr>
+                <w:rFonts w:ascii="Times New Roman" w:hAnsi="Times New Roman" w:cs="Times New Roman"/>
+              </w:rPr>
+              <w:t>0.77</w:t>
+            </w:r>
+          </w:p>
+        </w:tc>
+        <w:tc>
+          <w:tcPr>
+            <w:tcW w:w="544" w:type="pct"/>
+          </w:tcPr>
+          <w:p>
+            <w:pPr>
+              <w:rPr>
+                <w:rFonts w:ascii="Times New Roman" w:hAnsi="Times New Roman" w:cs="Times New Roman"/>
+                <w:lang w:val="en-GB"/>
+              </w:rPr>
+            </w:pPr>
+            <w:r>
+              <w:rPr>
+                <w:rFonts w:ascii="Times New Roman" w:hAnsi="Times New Roman" w:cs="Times New Roman"/>
+              </w:rPr>
+              <w:t>1</w:t>
+            </w:r>
+          </w:p>
+        </w:tc>
+        <w:tc>
+          <w:tcPr>
+            <w:tcW w:w="326" w:type="pct"/>
+          </w:tcPr>
+          <w:p>
+            <w:pPr>
+              <w:rPr>
+                <w:rFonts w:ascii="Times New Roman" w:hAnsi="Times New Roman" w:cs="Times New Roman"/>
+                <w:lang w:val="en-GB"/>
+              </w:rPr>
+            </w:pPr>
+            <w:r>
+              <w:rPr>
+                <w:rFonts w:ascii="Times New Roman" w:hAnsi="Times New Roman" w:cs="Times New Roman"/>
+              </w:rPr>
+              <w:t>92</w:t>
+            </w:r>
+          </w:p>
+        </w:tc>
+      </w:tr>
+      <w:tr>
+        <w:tc>
+          <w:tcPr>
+            <w:tcW w:w="1995" w:type="pct"/>
+          </w:tcPr>
+          <w:p>
+            <w:pPr>
+              <w:rPr>
+                <w:rFonts w:ascii="Times New Roman" w:hAnsi="Times New Roman" w:cs="Times New Roman"/>
+                <w:i/>
+                <w:iCs/>
+                <w:lang w:bidi="he-IL"/>
+              </w:rPr>
+            </w:pPr>
+            <w:r>
+              <w:rPr>
+                <w:rFonts w:ascii="Times New Roman" w:hAnsi="Times New Roman" w:cs="Times New Roman"/>
+                <w:lang w:val="en-GB"/>
+              </w:rPr>
+              <w:t>Proteins</w:t>
+            </w:r>
+          </w:p>
+        </w:tc>
+        <w:tc>
+          <w:tcPr>
+            <w:tcW w:w="1347" w:type="pct"/>
+          </w:tcPr>
+          <w:p>
+            <w:pPr>
+              <w:rPr>
+                <w:rFonts w:ascii="Times New Roman" w:hAnsi="Times New Roman" w:cs="Times New Roman"/>
+                <w:lang w:val="en-GB"/>
+              </w:rPr>
+            </w:pPr>
+            <w:r>
+              <w:rPr>
+                <w:rFonts w:ascii="Times New Roman" w:hAnsi="Times New Roman" w:cs="Times New Roman"/>
+              </w:rPr>
+              <w:t>0.42 (</w:t>
+            </w:r>
+            <w:r>
+              <w:rPr>
+                <w:rFonts w:ascii="Times New Roman" w:hAnsi="Times New Roman" w:cs="Times New Roman"/>
+              </w:rPr>
+              <w:t>−</w:t>
+            </w:r>
+            <w:r>
+              <w:rPr>
+                <w:rFonts w:ascii="Times New Roman" w:hAnsi="Times New Roman" w:cs="Times New Roman"/>
+              </w:rPr>
+              <w:t>1.1 ± 1.5)</w:t>
+            </w:r>
+          </w:p>
+        </w:tc>
+        <w:tc>
+          <w:tcPr>
+            <w:tcW w:w="788" w:type="pct"/>
+          </w:tcPr>
+          <w:p>
+            <w:pPr>
+              <w:rPr>
+                <w:rFonts w:ascii="Times New Roman" w:hAnsi="Times New Roman" w:cs="Times New Roman"/>
+                <w:lang w:val="en-GB"/>
+              </w:rPr>
+            </w:pPr>
+            <w:r>
+              <w:rPr>
+                <w:rFonts w:ascii="Times New Roman" w:hAnsi="Times New Roman" w:cs="Times New Roman"/>
+              </w:rPr>
+              <w:t>0.78</w:t>
+            </w:r>
+          </w:p>
+        </w:tc>
+        <w:tc>
+          <w:tcPr>
+            <w:tcW w:w="544" w:type="pct"/>
+          </w:tcPr>
+          <w:p>
+            <w:pPr>
+              <w:rPr>
+                <w:rFonts w:ascii="Times New Roman" w:hAnsi="Times New Roman" w:cs="Times New Roman"/>
+                <w:lang w:val="en-GB"/>
+              </w:rPr>
+            </w:pPr>
+            <w:r>
+              <w:rPr>
+                <w:rFonts w:ascii="Times New Roman" w:hAnsi="Times New Roman" w:cs="Times New Roman"/>
+              </w:rPr>
+              <w:t>1</w:t>
+            </w:r>
+          </w:p>
+        </w:tc>
+        <w:tc>
+          <w:tcPr>
+            <w:tcW w:w="326" w:type="pct"/>
+          </w:tcPr>
+          <w:p>
+            <w:pPr>
+              <w:rPr>
+                <w:rFonts w:ascii="Times New Roman" w:hAnsi="Times New Roman" w:cs="Times New Roman"/>
+                <w:lang w:val="en-GB"/>
+              </w:rPr>
+            </w:pPr>
+            <w:r>
+              <w:rPr>
+                <w:rFonts w:ascii="Times New Roman" w:hAnsi="Times New Roman" w:cs="Times New Roman"/>
+              </w:rPr>
+              <w:t>178</w:t>
+            </w:r>
+          </w:p>
+        </w:tc>
+      </w:tr>
+      <w:tr>
+        <w:tc>
+          <w:tcPr>
+            <w:tcW w:w="1995" w:type="pct"/>
+          </w:tcPr>
+          <w:p>
+            <w:pPr>
+              <w:rPr>
+                <w:rFonts w:ascii="Times New Roman" w:hAnsi="Times New Roman" w:cs="Times New Roman"/>
+                <w:i/>
+                <w:iCs/>
+                <w:lang w:bidi="he-IL"/>
+              </w:rPr>
+            </w:pPr>
+            <w:r>
+              <w:rPr>
+                <w:rFonts w:ascii="Times New Roman" w:hAnsi="Times New Roman" w:cs="Times New Roman"/>
+                <w:lang w:bidi="he-IL"/>
+              </w:rPr>
+              <w:t>Other urchins (7 species)</w:t>
+            </w:r>
+          </w:p>
+        </w:tc>
+        <w:tc>
+          <w:tcPr>
+            <w:tcW w:w="1347" w:type="pct"/>
           </w:tcPr>
           <w:p>
             <w:pPr>
@@ -27829,7 +29963,7 @@
         </w:tc>
         <w:tc>
           <w:tcPr>
-            <w:tcW w:w="699" w:type="pct"/>
+            <w:tcW w:w="788" w:type="pct"/>
           </w:tcPr>
           <w:p>
             <w:pPr>
@@ -27842,7 +29976,7 @@
         </w:tc>
         <w:tc>
           <w:tcPr>
-            <w:tcW w:w="511" w:type="pct"/>
+            <w:tcW w:w="544" w:type="pct"/>
           </w:tcPr>
           <w:p>
             <w:pPr>
@@ -27855,33 +29989,7 @@
         </w:tc>
         <w:tc>
           <w:tcPr>
-            <w:tcW w:w="899" w:type="pct"/>
-          </w:tcPr>
-          <w:p>
-            <w:pPr>
-              <w:rPr>
-                <w:rFonts w:ascii="Times New Roman" w:hAnsi="Times New Roman" w:cs="Times New Roman"/>
-                <w:lang w:val="en-GB"/>
-              </w:rPr>
-            </w:pPr>
-          </w:p>
-        </w:tc>
-        <w:tc>
-          <w:tcPr>
-            <w:tcW w:w="599" w:type="pct"/>
-          </w:tcPr>
-          <w:p>
-            <w:pPr>
-              <w:rPr>
-                <w:rFonts w:ascii="Times New Roman" w:hAnsi="Times New Roman" w:cs="Times New Roman"/>
-                <w:lang w:val="en-GB"/>
-              </w:rPr>
-            </w:pPr>
-          </w:p>
-        </w:tc>
-        <w:tc>
-          <w:tcPr>
-            <w:tcW w:w="597" w:type="pct"/>
+            <w:tcW w:w="326" w:type="pct"/>
           </w:tcPr>
           <w:p>
             <w:pPr>
@@ -27896,7 +30004,7 @@
       <w:tr>
         <w:tc>
           <w:tcPr>
-            <w:tcW w:w="1196" w:type="pct"/>
+            <w:tcW w:w="1995" w:type="pct"/>
           </w:tcPr>
           <w:p>
             <w:pPr>
@@ -27916,7 +30024,7 @@
         </w:tc>
         <w:tc>
           <w:tcPr>
-            <w:tcW w:w="499" w:type="pct"/>
+            <w:tcW w:w="1347" w:type="pct"/>
           </w:tcPr>
           <w:p>
             <w:pPr>
@@ -27925,11 +30033,29 @@
                 <w:lang w:val="en-GB"/>
               </w:rPr>
             </w:pPr>
+            <w:r>
+              <w:rPr>
+                <w:rFonts w:ascii="Times New Roman" w:hAnsi="Times New Roman" w:cs="Times New Roman"/>
+              </w:rPr>
+              <w:t>0.63 (</w:t>
+            </w:r>
+            <w:r>
+              <w:rPr>
+                <w:rFonts w:ascii="Times New Roman" w:hAnsi="Times New Roman" w:cs="Times New Roman"/>
+              </w:rPr>
+              <w:t>−</w:t>
+            </w:r>
+            <w:r>
+              <w:rPr>
+                <w:rFonts w:ascii="Times New Roman" w:hAnsi="Times New Roman" w:cs="Times New Roman"/>
+              </w:rPr>
+              <w:t>0.46 ± 0.74)</w:t>
+            </w:r>
           </w:p>
         </w:tc>
         <w:tc>
           <w:tcPr>
-            <w:tcW w:w="699" w:type="pct"/>
+            <w:tcW w:w="788" w:type="pct"/>
           </w:tcPr>
           <w:p>
             <w:pPr>
@@ -27938,11 +30064,17 @@
                 <w:lang w:val="en-GB"/>
               </w:rPr>
             </w:pPr>
+            <w:r>
+              <w:rPr>
+                <w:rFonts w:ascii="Times New Roman" w:hAnsi="Times New Roman" w:cs="Times New Roman"/>
+              </w:rPr>
+              <w:t>0.76</w:t>
+            </w:r>
           </w:p>
         </w:tc>
         <w:tc>
           <w:tcPr>
-            <w:tcW w:w="511" w:type="pct"/>
+            <w:tcW w:w="544" w:type="pct"/>
           </w:tcPr>
           <w:p>
             <w:pPr>
@@ -27951,11 +30083,17 @@
                 <w:lang w:val="en-GB"/>
               </w:rPr>
             </w:pPr>
+            <w:r>
+              <w:rPr>
+                <w:rFonts w:ascii="Times New Roman" w:hAnsi="Times New Roman" w:cs="Times New Roman"/>
+              </w:rPr>
+              <w:t>2</w:t>
+            </w:r>
           </w:p>
         </w:tc>
         <w:tc>
           <w:tcPr>
-            <w:tcW w:w="899" w:type="pct"/>
+            <w:tcW w:w="326" w:type="pct"/>
           </w:tcPr>
           <w:p>
             <w:pPr>
@@ -27964,39 +30102,19 @@
                 <w:lang w:val="en-GB"/>
               </w:rPr>
             </w:pPr>
-          </w:p>
-        </w:tc>
-        <w:tc>
-          <w:tcPr>
-            <w:tcW w:w="599" w:type="pct"/>
-          </w:tcPr>
-          <w:p>
-            <w:pPr>
-              <w:rPr>
-                <w:rFonts w:ascii="Times New Roman" w:hAnsi="Times New Roman" w:cs="Times New Roman"/>
-                <w:lang w:val="en-GB"/>
-              </w:rPr>
-            </w:pPr>
-          </w:p>
-        </w:tc>
-        <w:tc>
-          <w:tcPr>
-            <w:tcW w:w="597" w:type="pct"/>
-          </w:tcPr>
-          <w:p>
-            <w:pPr>
-              <w:rPr>
-                <w:rFonts w:ascii="Times New Roman" w:hAnsi="Times New Roman" w:cs="Times New Roman"/>
-                <w:lang w:val="en-GB"/>
-              </w:rPr>
-            </w:pPr>
+            <w:r>
+              <w:rPr>
+                <w:rFonts w:ascii="Times New Roman" w:hAnsi="Times New Roman" w:cs="Times New Roman"/>
+              </w:rPr>
+              <w:t>21</w:t>
+            </w:r>
           </w:p>
         </w:tc>
       </w:tr>
       <w:tr>
         <w:tc>
           <w:tcPr>
-            <w:tcW w:w="1196" w:type="pct"/>
+            <w:tcW w:w="1995" w:type="pct"/>
           </w:tcPr>
           <w:p>
             <w:pPr>
@@ -28005,11 +30123,18 @@
                 <w:lang w:val="en-GB"/>
               </w:rPr>
             </w:pPr>
+            <w:r>
+              <w:rPr>
+                <w:rFonts w:ascii="Times New Roman" w:hAnsi="Times New Roman" w:cs="Times New Roman"/>
+                <w:lang w:val="en-GB"/>
+              </w:rPr>
+              <w:t>Nitrogen</w:t>
+            </w:r>
           </w:p>
         </w:tc>
         <w:tc>
           <w:tcPr>
-            <w:tcW w:w="499" w:type="pct"/>
+            <w:tcW w:w="1347" w:type="pct"/>
           </w:tcPr>
           <w:p>
             <w:pPr>
@@ -28018,11 +30143,29 @@
                 <w:lang w:val="en-GB"/>
               </w:rPr>
             </w:pPr>
+            <w:r>
+              <w:rPr>
+                <w:rFonts w:ascii="Times New Roman" w:hAnsi="Times New Roman" w:cs="Times New Roman"/>
+              </w:rPr>
+              <w:t>0.57 (</w:t>
+            </w:r>
+            <w:r>
+              <w:rPr>
+                <w:rFonts w:ascii="Times New Roman" w:hAnsi="Times New Roman" w:cs="Times New Roman"/>
+              </w:rPr>
+              <w:t>−</w:t>
+            </w:r>
+            <w:r>
+              <w:rPr>
+                <w:rFonts w:ascii="Times New Roman" w:hAnsi="Times New Roman" w:cs="Times New Roman"/>
+              </w:rPr>
+              <w:t>0.67 ± 1.3)</w:t>
+            </w:r>
           </w:p>
         </w:tc>
         <w:tc>
           <w:tcPr>
-            <w:tcW w:w="699" w:type="pct"/>
+            <w:tcW w:w="788" w:type="pct"/>
           </w:tcPr>
           <w:p>
             <w:pPr>
@@ -28031,11 +30174,17 @@
                 <w:lang w:val="en-GB"/>
               </w:rPr>
             </w:pPr>
+            <w:r>
+              <w:rPr>
+                <w:rFonts w:ascii="Times New Roman" w:hAnsi="Times New Roman" w:cs="Times New Roman"/>
+              </w:rPr>
+              <w:t>0.72</w:t>
+            </w:r>
           </w:p>
         </w:tc>
         <w:tc>
           <w:tcPr>
-            <w:tcW w:w="511" w:type="pct"/>
+            <w:tcW w:w="544" w:type="pct"/>
           </w:tcPr>
           <w:p>
             <w:pPr>
@@ -28044,11 +30193,17 @@
                 <w:lang w:val="en-GB"/>
               </w:rPr>
             </w:pPr>
+            <w:r>
+              <w:rPr>
+                <w:rFonts w:ascii="Times New Roman" w:hAnsi="Times New Roman" w:cs="Times New Roman"/>
+              </w:rPr>
+              <w:t>2</w:t>
+            </w:r>
           </w:p>
         </w:tc>
         <w:tc>
           <w:tcPr>
-            <w:tcW w:w="899" w:type="pct"/>
+            <w:tcW w:w="326" w:type="pct"/>
           </w:tcPr>
           <w:p>
             <w:pPr>
@@ -28057,39 +30212,19 @@
                 <w:lang w:val="en-GB"/>
               </w:rPr>
             </w:pPr>
-          </w:p>
-        </w:tc>
-        <w:tc>
-          <w:tcPr>
-            <w:tcW w:w="599" w:type="pct"/>
-          </w:tcPr>
-          <w:p>
-            <w:pPr>
-              <w:rPr>
-                <w:rFonts w:ascii="Times New Roman" w:hAnsi="Times New Roman" w:cs="Times New Roman"/>
-                <w:lang w:val="en-GB"/>
-              </w:rPr>
-            </w:pPr>
-          </w:p>
-        </w:tc>
-        <w:tc>
-          <w:tcPr>
-            <w:tcW w:w="597" w:type="pct"/>
-          </w:tcPr>
-          <w:p>
-            <w:pPr>
-              <w:rPr>
-                <w:rFonts w:ascii="Times New Roman" w:hAnsi="Times New Roman" w:cs="Times New Roman"/>
-                <w:lang w:val="en-GB"/>
-              </w:rPr>
-            </w:pPr>
+            <w:r>
+              <w:rPr>
+                <w:rFonts w:ascii="Times New Roman" w:hAnsi="Times New Roman" w:cs="Times New Roman"/>
+              </w:rPr>
+              <w:t>21</w:t>
+            </w:r>
           </w:p>
         </w:tc>
       </w:tr>
       <w:tr>
         <w:tc>
           <w:tcPr>
-            <w:tcW w:w="1196" w:type="pct"/>
+            <w:tcW w:w="1995" w:type="pct"/>
           </w:tcPr>
           <w:p>
             <w:pPr>
@@ -28109,7 +30244,7 @@
         </w:tc>
         <w:tc>
           <w:tcPr>
-            <w:tcW w:w="499" w:type="pct"/>
+            <w:tcW w:w="1347" w:type="pct"/>
           </w:tcPr>
           <w:p>
             <w:pPr>
@@ -28118,11 +30253,29 @@
                 <w:lang w:val="en-GB"/>
               </w:rPr>
             </w:pPr>
+            <w:r>
+              <w:rPr>
+                <w:rFonts w:ascii="Times New Roman" w:hAnsi="Times New Roman" w:cs="Times New Roman"/>
+              </w:rPr>
+              <w:t>1 (</w:t>
+            </w:r>
+            <w:r>
+              <w:rPr>
+                <w:rFonts w:ascii="Times New Roman" w:hAnsi="Times New Roman" w:cs="Times New Roman"/>
+              </w:rPr>
+              <w:t>−</w:t>
+            </w:r>
+            <w:r>
+              <w:rPr>
+                <w:rFonts w:ascii="Times New Roman" w:hAnsi="Times New Roman" w:cs="Times New Roman"/>
+              </w:rPr>
+              <w:t>0.011 ± 0.75)</w:t>
+            </w:r>
           </w:p>
         </w:tc>
         <w:tc>
           <w:tcPr>
-            <w:tcW w:w="699" w:type="pct"/>
+            <w:tcW w:w="788" w:type="pct"/>
           </w:tcPr>
           <w:p>
             <w:pPr>
@@ -28131,11 +30284,17 @@
                 <w:lang w:val="en-GB"/>
               </w:rPr>
             </w:pPr>
+            <w:r>
+              <w:rPr>
+                <w:rFonts w:ascii="Times New Roman" w:hAnsi="Times New Roman" w:cs="Times New Roman"/>
+              </w:rPr>
+              <w:t>0.48</w:t>
+            </w:r>
           </w:p>
         </w:tc>
         <w:tc>
           <w:tcPr>
-            <w:tcW w:w="511" w:type="pct"/>
+            <w:tcW w:w="544" w:type="pct"/>
           </w:tcPr>
           <w:p>
             <w:pPr>
@@ -28144,11 +30303,17 @@
                 <w:lang w:val="en-GB"/>
               </w:rPr>
             </w:pPr>
+            <w:r>
+              <w:rPr>
+                <w:rFonts w:ascii="Times New Roman" w:hAnsi="Times New Roman" w:cs="Times New Roman"/>
+              </w:rPr>
+              <w:t>3</w:t>
+            </w:r>
           </w:p>
         </w:tc>
         <w:tc>
           <w:tcPr>
-            <w:tcW w:w="899" w:type="pct"/>
+            <w:tcW w:w="326" w:type="pct"/>
           </w:tcPr>
           <w:p>
             <w:pPr>
@@ -28157,39 +30322,129 @@
                 <w:lang w:val="en-GB"/>
               </w:rPr>
             </w:pPr>
-          </w:p>
-        </w:tc>
-        <w:tc>
-          <w:tcPr>
-            <w:tcW w:w="599" w:type="pct"/>
-          </w:tcPr>
-          <w:p>
-            <w:pPr>
-              <w:rPr>
-                <w:rFonts w:ascii="Times New Roman" w:hAnsi="Times New Roman" w:cs="Times New Roman"/>
-                <w:lang w:val="en-GB"/>
-              </w:rPr>
-            </w:pPr>
-          </w:p>
-        </w:tc>
-        <w:tc>
-          <w:tcPr>
-            <w:tcW w:w="597" w:type="pct"/>
-          </w:tcPr>
-          <w:p>
-            <w:pPr>
-              <w:rPr>
-                <w:rFonts w:ascii="Times New Roman" w:hAnsi="Times New Roman" w:cs="Times New Roman"/>
-                <w:lang w:val="en-GB"/>
-              </w:rPr>
-            </w:pPr>
+            <w:r>
+              <w:rPr>
+                <w:rFonts w:ascii="Times New Roman" w:hAnsi="Times New Roman" w:cs="Times New Roman"/>
+              </w:rPr>
+              <w:t>174</w:t>
+            </w:r>
           </w:p>
         </w:tc>
       </w:tr>
       <w:tr>
         <w:tc>
           <w:tcPr>
-            <w:tcW w:w="1196" w:type="pct"/>
+            <w:tcW w:w="1995" w:type="pct"/>
+          </w:tcPr>
+          <w:p>
+            <w:pPr>
+              <w:rPr>
+                <w:rFonts w:ascii="Times New Roman" w:hAnsi="Times New Roman" w:cs="Times New Roman"/>
+                <w:lang w:val="en-GB"/>
+              </w:rPr>
+            </w:pPr>
+            <w:r>
+              <w:rPr>
+                <w:rFonts w:ascii="Times New Roman" w:hAnsi="Times New Roman" w:cs="Times New Roman"/>
+                <w:lang w:val="en-GB"/>
+              </w:rPr>
+              <w:t>Proteins</w:t>
+            </w:r>
+          </w:p>
+        </w:tc>
+        <w:tc>
+          <w:tcPr>
+            <w:tcW w:w="1347" w:type="pct"/>
+          </w:tcPr>
+          <w:p>
+            <w:pPr>
+              <w:rPr>
+                <w:rFonts w:ascii="Times New Roman" w:hAnsi="Times New Roman" w:cs="Times New Roman"/>
+                <w:lang w:val="en-GB"/>
+              </w:rPr>
+            </w:pPr>
+            <w:r>
+              <w:rPr>
+                <w:rFonts w:ascii="Times New Roman" w:hAnsi="Times New Roman" w:cs="Times New Roman"/>
+              </w:rPr>
+              <w:t>0.87 (</w:t>
+            </w:r>
+            <w:r>
+              <w:rPr>
+                <w:rFonts w:ascii="Times New Roman" w:hAnsi="Times New Roman" w:cs="Times New Roman"/>
+              </w:rPr>
+              <w:t>−</w:t>
+            </w:r>
+            <w:r>
+              <w:rPr>
+                <w:rFonts w:ascii="Times New Roman" w:hAnsi="Times New Roman" w:cs="Times New Roman"/>
+              </w:rPr>
+              <w:t>0.26 ± 1.3)</w:t>
+            </w:r>
+          </w:p>
+        </w:tc>
+        <w:tc>
+          <w:tcPr>
+            <w:tcW w:w="788" w:type="pct"/>
+          </w:tcPr>
+          <w:p>
+            <w:pPr>
+              <w:rPr>
+                <w:rFonts w:ascii="Times New Roman" w:hAnsi="Times New Roman" w:cs="Times New Roman"/>
+                <w:lang w:val="en-GB"/>
+              </w:rPr>
+            </w:pPr>
+            <w:r>
+              <w:rPr>
+                <w:rFonts w:ascii="Times New Roman" w:hAnsi="Times New Roman" w:cs="Times New Roman"/>
+              </w:rPr>
+              <w:t>0.56</w:t>
+            </w:r>
+          </w:p>
+        </w:tc>
+        <w:tc>
+          <w:tcPr>
+            <w:tcW w:w="544" w:type="pct"/>
+          </w:tcPr>
+          <w:p>
+            <w:pPr>
+              <w:rPr>
+                <w:rFonts w:ascii="Times New Roman" w:hAnsi="Times New Roman" w:cs="Times New Roman"/>
+                <w:lang w:val="en-GB"/>
+              </w:rPr>
+            </w:pPr>
+            <w:r>
+              <w:rPr>
+                <w:rFonts w:ascii="Times New Roman" w:hAnsi="Times New Roman" w:cs="Times New Roman"/>
+              </w:rPr>
+              <w:t>3</w:t>
+            </w:r>
+          </w:p>
+        </w:tc>
+        <w:tc>
+          <w:tcPr>
+            <w:tcW w:w="326" w:type="pct"/>
+          </w:tcPr>
+          <w:p>
+            <w:pPr>
+              <w:rPr>
+                <w:rFonts w:ascii="Times New Roman" w:hAnsi="Times New Roman" w:cs="Times New Roman"/>
+                <w:lang w:val="en-GB"/>
+              </w:rPr>
+            </w:pPr>
+            <w:r>
+              <w:rPr>
+                <w:rFonts w:ascii="Times New Roman" w:hAnsi="Times New Roman" w:cs="Times New Roman"/>
+              </w:rPr>
+              <w:t>174</w:t>
+            </w:r>
+          </w:p>
+        </w:tc>
+      </w:tr>
+      <w:tr>
+        <w:tc>
+          <w:tcPr>
+            <w:tcW w:w="1995" w:type="pct"/>
           </w:tcPr>
           <w:p>
             <w:pPr>
@@ -28209,7 +30464,7 @@
         </w:tc>
         <w:tc>
           <w:tcPr>
-            <w:tcW w:w="499" w:type="pct"/>
+            <w:tcW w:w="1347" w:type="pct"/>
           </w:tcPr>
           <w:p>
             <w:pPr>
@@ -28218,11 +30473,29 @@
                 <w:lang w:val="en-GB"/>
               </w:rPr>
             </w:pPr>
+            <w:r>
+              <w:rPr>
+                <w:rFonts w:ascii="Times New Roman" w:hAnsi="Times New Roman" w:cs="Times New Roman"/>
+              </w:rPr>
+              <w:t>0.87 (</w:t>
+            </w:r>
+            <w:r>
+              <w:rPr>
+                <w:rFonts w:ascii="Times New Roman" w:hAnsi="Times New Roman" w:cs="Times New Roman"/>
+              </w:rPr>
+              <w:t>−</w:t>
+            </w:r>
+            <w:r>
+              <w:rPr>
+                <w:rFonts w:ascii="Times New Roman" w:hAnsi="Times New Roman" w:cs="Times New Roman"/>
+              </w:rPr>
+              <w:t>0.23 ± 1.3)</w:t>
+            </w:r>
           </w:p>
         </w:tc>
         <w:tc>
           <w:tcPr>
-            <w:tcW w:w="699" w:type="pct"/>
+            <w:tcW w:w="788" w:type="pct"/>
           </w:tcPr>
           <w:p>
             <w:pPr>
@@ -28231,11 +30504,17 @@
                 <w:lang w:val="en-GB"/>
               </w:rPr>
             </w:pPr>
+            <w:r>
+              <w:rPr>
+                <w:rFonts w:ascii="Times New Roman" w:hAnsi="Times New Roman" w:cs="Times New Roman"/>
+              </w:rPr>
+              <w:t>0.55</w:t>
+            </w:r>
           </w:p>
         </w:tc>
         <w:tc>
           <w:tcPr>
-            <w:tcW w:w="511" w:type="pct"/>
+            <w:tcW w:w="544" w:type="pct"/>
           </w:tcPr>
           <w:p>
             <w:pPr>
@@ -28244,11 +30523,17 @@
                 <w:lang w:val="en-GB"/>
               </w:rPr>
             </w:pPr>
+            <w:r>
+              <w:rPr>
+                <w:rFonts w:ascii="Times New Roman" w:hAnsi="Times New Roman" w:cs="Times New Roman"/>
+              </w:rPr>
+              <w:t>3</w:t>
+            </w:r>
           </w:p>
         </w:tc>
         <w:tc>
           <w:tcPr>
-            <w:tcW w:w="899" w:type="pct"/>
+            <w:tcW w:w="326" w:type="pct"/>
           </w:tcPr>
           <w:p>
             <w:pPr>
@@ -28257,39 +30542,22 @@
                 <w:lang w:val="en-GB"/>
               </w:rPr>
             </w:pPr>
-          </w:p>
-        </w:tc>
-        <w:tc>
-          <w:tcPr>
-            <w:tcW w:w="599" w:type="pct"/>
-          </w:tcPr>
-          <w:p>
-            <w:pPr>
-              <w:rPr>
-                <w:rFonts w:ascii="Times New Roman" w:hAnsi="Times New Roman" w:cs="Times New Roman"/>
-                <w:lang w:val="en-GB"/>
-              </w:rPr>
-            </w:pPr>
-          </w:p>
-        </w:tc>
-        <w:tc>
-          <w:tcPr>
-            <w:tcW w:w="597" w:type="pct"/>
-          </w:tcPr>
-          <w:p>
-            <w:pPr>
-              <w:rPr>
-                <w:rFonts w:ascii="Times New Roman" w:hAnsi="Times New Roman" w:cs="Times New Roman"/>
-                <w:lang w:val="en-GB"/>
-              </w:rPr>
-            </w:pPr>
+            <w:r>
+              <w:rPr>
+                <w:rFonts w:ascii="Times New Roman" w:hAnsi="Times New Roman" w:cs="Times New Roman"/>
+              </w:rPr>
+              <w:t>174</w:t>
+            </w:r>
           </w:p>
         </w:tc>
       </w:tr>
       <w:tr>
         <w:tc>
           <w:tcPr>
-            <w:tcW w:w="1196" w:type="pct"/>
+            <w:tcW w:w="1995" w:type="pct"/>
+            <w:tcBorders>
+              <w:bottom w:val="single" w:sz="4" w:space="0" w:color="auto"/>
+            </w:tcBorders>
           </w:tcPr>
           <w:p>
             <w:pPr>
@@ -28298,204 +30566,21 @@
                 <w:lang w:val="en-GB"/>
               </w:rPr>
             </w:pPr>
-          </w:p>
-        </w:tc>
-        <w:tc>
-          <w:tcPr>
-            <w:tcW w:w="499" w:type="pct"/>
-          </w:tcPr>
-          <w:p>
-            <w:pPr>
+            <w:r>
               <w:rPr>
                 <w:rFonts w:ascii="Times New Roman" w:hAnsi="Times New Roman" w:cs="Times New Roman"/>
                 <w:lang w:val="en-GB"/>
               </w:rPr>
-            </w:pPr>
-          </w:p>
-        </w:tc>
-        <w:tc>
-          <w:tcPr>
-            <w:tcW w:w="699" w:type="pct"/>
-          </w:tcPr>
-          <w:p>
-            <w:pPr>
-              <w:rPr>
-                <w:rFonts w:ascii="Times New Roman" w:hAnsi="Times New Roman" w:cs="Times New Roman"/>
-                <w:lang w:val="en-GB"/>
-              </w:rPr>
-            </w:pPr>
-          </w:p>
-        </w:tc>
-        <w:tc>
-          <w:tcPr>
-            <w:tcW w:w="511" w:type="pct"/>
-          </w:tcPr>
-          <w:p>
-            <w:pPr>
-              <w:rPr>
-                <w:rFonts w:ascii="Times New Roman" w:hAnsi="Times New Roman" w:cs="Times New Roman"/>
-                <w:lang w:val="en-GB"/>
-              </w:rPr>
-            </w:pPr>
-          </w:p>
-        </w:tc>
-        <w:tc>
-          <w:tcPr>
-            <w:tcW w:w="899" w:type="pct"/>
-          </w:tcPr>
-          <w:p>
-            <w:pPr>
-              <w:rPr>
-                <w:rFonts w:ascii="Times New Roman" w:hAnsi="Times New Roman" w:cs="Times New Roman"/>
-                <w:lang w:val="en-GB"/>
-              </w:rPr>
-            </w:pPr>
-          </w:p>
-        </w:tc>
-        <w:tc>
-          <w:tcPr>
-            <w:tcW w:w="599" w:type="pct"/>
-          </w:tcPr>
-          <w:p>
-            <w:pPr>
-              <w:rPr>
-                <w:rFonts w:ascii="Times New Roman" w:hAnsi="Times New Roman" w:cs="Times New Roman"/>
-                <w:lang w:val="en-GB"/>
-              </w:rPr>
-            </w:pPr>
-          </w:p>
-        </w:tc>
-        <w:tc>
-          <w:tcPr>
-            <w:tcW w:w="597" w:type="pct"/>
-          </w:tcPr>
-          <w:p>
-            <w:pPr>
-              <w:rPr>
-                <w:rFonts w:ascii="Times New Roman" w:hAnsi="Times New Roman" w:cs="Times New Roman"/>
-                <w:lang w:val="en-GB"/>
-              </w:rPr>
-            </w:pPr>
-          </w:p>
-        </w:tc>
-      </w:tr>
-      <w:tr>
-        <w:tc>
-          <w:tcPr>
-            <w:tcW w:w="1196" w:type="pct"/>
-          </w:tcPr>
-          <w:p>
-            <w:pPr>
-              <w:rPr>
-                <w:rFonts w:ascii="Times New Roman" w:hAnsi="Times New Roman" w:cs="Times New Roman"/>
-                <w:lang w:val="en-GB"/>
-              </w:rPr>
-            </w:pPr>
-          </w:p>
-        </w:tc>
-        <w:tc>
-          <w:tcPr>
-            <w:tcW w:w="499" w:type="pct"/>
-          </w:tcPr>
-          <w:p>
-            <w:pPr>
-              <w:rPr>
-                <w:rFonts w:ascii="Times New Roman" w:hAnsi="Times New Roman" w:cs="Times New Roman"/>
-                <w:lang w:val="en-GB"/>
-              </w:rPr>
-            </w:pPr>
-          </w:p>
-        </w:tc>
-        <w:tc>
-          <w:tcPr>
-            <w:tcW w:w="699" w:type="pct"/>
-          </w:tcPr>
-          <w:p>
-            <w:pPr>
-              <w:rPr>
-                <w:rFonts w:ascii="Times New Roman" w:hAnsi="Times New Roman" w:cs="Times New Roman"/>
-                <w:lang w:val="en-GB"/>
-              </w:rPr>
-            </w:pPr>
-          </w:p>
-        </w:tc>
-        <w:tc>
-          <w:tcPr>
-            <w:tcW w:w="511" w:type="pct"/>
-          </w:tcPr>
-          <w:p>
-            <w:pPr>
-              <w:rPr>
-                <w:rFonts w:ascii="Times New Roman" w:hAnsi="Times New Roman" w:cs="Times New Roman"/>
-                <w:lang w:val="en-GB"/>
-              </w:rPr>
-            </w:pPr>
-          </w:p>
-        </w:tc>
-        <w:tc>
-          <w:tcPr>
-            <w:tcW w:w="899" w:type="pct"/>
-          </w:tcPr>
-          <w:p>
-            <w:pPr>
-              <w:rPr>
-                <w:rFonts w:ascii="Times New Roman" w:hAnsi="Times New Roman" w:cs="Times New Roman"/>
-                <w:lang w:val="en-GB"/>
-              </w:rPr>
-            </w:pPr>
-          </w:p>
-        </w:tc>
-        <w:tc>
-          <w:tcPr>
-            <w:tcW w:w="599" w:type="pct"/>
-          </w:tcPr>
-          <w:p>
-            <w:pPr>
-              <w:rPr>
-                <w:rFonts w:ascii="Times New Roman" w:hAnsi="Times New Roman" w:cs="Times New Roman"/>
-                <w:lang w:val="en-GB"/>
-              </w:rPr>
-            </w:pPr>
-          </w:p>
-        </w:tc>
-        <w:tc>
-          <w:tcPr>
-            <w:tcW w:w="597" w:type="pct"/>
-          </w:tcPr>
-          <w:p>
-            <w:pPr>
-              <w:rPr>
-                <w:rFonts w:ascii="Times New Roman" w:hAnsi="Times New Roman" w:cs="Times New Roman"/>
-                <w:lang w:val="en-GB"/>
-              </w:rPr>
-            </w:pPr>
-          </w:p>
-        </w:tc>
-      </w:tr>
-      <w:tr>
-        <w:tc>
-          <w:tcPr>
-            <w:tcW w:w="1196" w:type="pct"/>
-          </w:tcPr>
-          <w:p>
-            <w:pPr>
-              <w:rPr>
-                <w:rFonts w:ascii="Times New Roman" w:hAnsi="Times New Roman" w:cs="Times New Roman"/>
-                <w:lang w:val="en-GB"/>
-              </w:rPr>
-            </w:pPr>
-            <w:r>
-              <w:rPr>
-                <w:rFonts w:ascii="Times New Roman" w:hAnsi="Times New Roman" w:cs="Times New Roman"/>
-                <w:lang w:val="en-GB"/>
-              </w:rPr>
-              <w:t>Likelihood of biochemical transformation</w:t>
+              <w:t>Calories</w:t>
             </w:r>
           </w:p>
         </w:tc>
         <w:tc>
           <w:tcPr>
-            <w:tcW w:w="499" w:type="pct"/>
+            <w:tcW w:w="1347" w:type="pct"/>
+            <w:tcBorders>
+              <w:bottom w:val="single" w:sz="4" w:space="0" w:color="auto"/>
+            </w:tcBorders>
           </w:tcPr>
           <w:p>
             <w:pPr>
@@ -28504,98 +30589,32 @@
                 <w:lang w:val="en-GB"/>
               </w:rPr>
             </w:pPr>
-          </w:p>
-        </w:tc>
-        <w:tc>
-          <w:tcPr>
-            <w:tcW w:w="699" w:type="pct"/>
-          </w:tcPr>
-          <w:p>
-            <w:pPr>
-              <w:rPr>
-                <w:rFonts w:ascii="Times New Roman" w:hAnsi="Times New Roman" w:cs="Times New Roman"/>
-                <w:lang w:val="en-GB"/>
-              </w:rPr>
-            </w:pPr>
-          </w:p>
-        </w:tc>
-        <w:tc>
-          <w:tcPr>
-            <w:tcW w:w="511" w:type="pct"/>
-          </w:tcPr>
-          <w:p>
-            <w:pPr>
-              <w:rPr>
-                <w:rFonts w:ascii="Times New Roman" w:hAnsi="Times New Roman" w:cs="Times New Roman"/>
-                <w:lang w:val="en-GB"/>
-              </w:rPr>
-            </w:pPr>
-          </w:p>
-        </w:tc>
-        <w:tc>
-          <w:tcPr>
-            <w:tcW w:w="899" w:type="pct"/>
-          </w:tcPr>
-          <w:p>
-            <w:pPr>
-              <w:rPr>
-                <w:rFonts w:ascii="Times New Roman" w:hAnsi="Times New Roman" w:cs="Times New Roman"/>
-                <w:lang w:val="en-GB"/>
-              </w:rPr>
-            </w:pPr>
-          </w:p>
-        </w:tc>
-        <w:tc>
-          <w:tcPr>
-            <w:tcW w:w="599" w:type="pct"/>
-          </w:tcPr>
-          <w:p>
-            <w:pPr>
-              <w:rPr>
-                <w:rFonts w:ascii="Times New Roman" w:hAnsi="Times New Roman" w:cs="Times New Roman"/>
-                <w:lang w:val="en-GB"/>
-              </w:rPr>
-            </w:pPr>
-          </w:p>
-        </w:tc>
-        <w:tc>
-          <w:tcPr>
-            <w:tcW w:w="597" w:type="pct"/>
-          </w:tcPr>
-          <w:p>
-            <w:pPr>
-              <w:rPr>
-                <w:rFonts w:ascii="Times New Roman" w:hAnsi="Times New Roman" w:cs="Times New Roman"/>
-                <w:lang w:val="en-GB"/>
-              </w:rPr>
-            </w:pPr>
-          </w:p>
-        </w:tc>
-      </w:tr>
-      <w:tr>
-        <w:tc>
-          <w:tcPr>
-            <w:tcW w:w="1196" w:type="pct"/>
-          </w:tcPr>
-          <w:p>
-            <w:pPr>
-              <w:rPr>
-                <w:rFonts w:ascii="Times New Roman" w:hAnsi="Times New Roman" w:cs="Times New Roman"/>
-                <w:lang w:val="en-GB"/>
-              </w:rPr>
-            </w:pPr>
             <w:r>
               <w:rPr>
                 <w:rFonts w:ascii="Times New Roman" w:hAnsi="Times New Roman" w:cs="Times New Roman"/>
-                <w:lang w:val="en-GB"/>
-              </w:rPr>
-              <w:t>Likelihood of biochemical reduction</w:t>
+              </w:rPr>
+              <w:t>0.92 (</w:t>
+            </w:r>
+            <w:r>
+              <w:rPr>
+                <w:rFonts w:ascii="Times New Roman" w:hAnsi="Times New Roman" w:cs="Times New Roman"/>
+              </w:rPr>
+              <w:t>−</w:t>
+            </w:r>
+            <w:r>
+              <w:rPr>
+                <w:rFonts w:ascii="Times New Roman" w:hAnsi="Times New Roman" w:cs="Times New Roman"/>
+              </w:rPr>
+              <w:t>0.17 ± 1.1)</w:t>
             </w:r>
           </w:p>
         </w:tc>
         <w:tc>
           <w:tcPr>
-            <w:tcW w:w="499" w:type="pct"/>
+            <w:tcW w:w="788" w:type="pct"/>
+            <w:tcBorders>
+              <w:bottom w:val="single" w:sz="4" w:space="0" w:color="auto"/>
+            </w:tcBorders>
           </w:tcPr>
           <w:p>
             <w:pPr>
@@ -28604,11 +30623,20 @@
                 <w:lang w:val="en-GB"/>
               </w:rPr>
             </w:pPr>
+            <w:r>
+              <w:rPr>
+                <w:rFonts w:ascii="Times New Roman" w:hAnsi="Times New Roman" w:cs="Times New Roman"/>
+              </w:rPr>
+              <w:t>0.54</w:t>
+            </w:r>
           </w:p>
         </w:tc>
         <w:tc>
           <w:tcPr>
-            <w:tcW w:w="699" w:type="pct"/>
+            <w:tcW w:w="544" w:type="pct"/>
+            <w:tcBorders>
+              <w:bottom w:val="single" w:sz="4" w:space="0" w:color="auto"/>
+            </w:tcBorders>
           </w:tcPr>
           <w:p>
             <w:pPr>
@@ -28617,11 +30645,20 @@
                 <w:lang w:val="en-GB"/>
               </w:rPr>
             </w:pPr>
+            <w:r>
+              <w:rPr>
+                <w:rFonts w:ascii="Times New Roman" w:hAnsi="Times New Roman" w:cs="Times New Roman"/>
+              </w:rPr>
+              <w:t>1</w:t>
+            </w:r>
           </w:p>
         </w:tc>
         <w:tc>
           <w:tcPr>
-            <w:tcW w:w="511" w:type="pct"/>
+            <w:tcW w:w="326" w:type="pct"/>
+            <w:tcBorders>
+              <w:bottom w:val="single" w:sz="4" w:space="0" w:color="auto"/>
+            </w:tcBorders>
           </w:tcPr>
           <w:p>
             <w:pPr>
@@ -28630,45 +30667,12 @@
                 <w:lang w:val="en-GB"/>
               </w:rPr>
             </w:pPr>
-          </w:p>
-        </w:tc>
-        <w:tc>
-          <w:tcPr>
-            <w:tcW w:w="899" w:type="pct"/>
-          </w:tcPr>
-          <w:p>
-            <w:pPr>
-              <w:rPr>
-                <w:rFonts w:ascii="Times New Roman" w:hAnsi="Times New Roman" w:cs="Times New Roman"/>
-                <w:lang w:val="en-GB"/>
-              </w:rPr>
-            </w:pPr>
-          </w:p>
-        </w:tc>
-        <w:tc>
-          <w:tcPr>
-            <w:tcW w:w="599" w:type="pct"/>
-          </w:tcPr>
-          <w:p>
-            <w:pPr>
-              <w:rPr>
-                <w:rFonts w:ascii="Times New Roman" w:hAnsi="Times New Roman" w:cs="Times New Roman"/>
-                <w:lang w:val="en-GB"/>
-              </w:rPr>
-            </w:pPr>
-          </w:p>
-        </w:tc>
-        <w:tc>
-          <w:tcPr>
-            <w:tcW w:w="597" w:type="pct"/>
-          </w:tcPr>
-          <w:p>
-            <w:pPr>
-              <w:rPr>
-                <w:rFonts w:ascii="Times New Roman" w:hAnsi="Times New Roman" w:cs="Times New Roman"/>
-                <w:lang w:val="en-GB"/>
-              </w:rPr>
-            </w:pPr>
+            <w:r>
+              <w:rPr>
+                <w:rFonts w:ascii="Times New Roman" w:hAnsi="Times New Roman" w:cs="Times New Roman"/>
+              </w:rPr>
+              <w:t>40</w:t>
+            </w:r>
           </w:p>
         </w:tc>
       </w:tr>
@@ -28695,11 +30699,16 @@
       <w:pPr>
         <w:rPr>
           <w:rFonts w:ascii="Times New Roman" w:hAnsi="Times New Roman"/>
-          <w:b/>
-          <w:bCs/>
-          <w:lang w:val="en-GB"/>
-        </w:rPr>
-      </w:pPr>
+          <w:lang w:val="en-GB"/>
+        </w:rPr>
+      </w:pPr>
+      <w:r>
+        <w:rPr>
+          <w:rFonts w:ascii="Times New Roman" w:hAnsi="Times New Roman"/>
+          <w:lang w:val="en-GB"/>
+        </w:rPr>
+        <w:t>Describe carbon uptake by main curhins in text ±</w:t>
+      </w:r>
     </w:p>
     <w:p>
       <w:pPr>
@@ -28917,19 +30926,7 @@
         <w:rPr>
           <w:rFonts w:ascii="Times New Roman" w:hAnsi="Times New Roman" w:cs="Times New Roman"/>
         </w:rPr>
-        <w:t xml:space="preserve"> faeces</w:t>
-      </w:r>
-      <w:r>
-        <w:rPr>
-          <w:rFonts w:ascii="Times New Roman" w:hAnsi="Times New Roman" w:cs="Times New Roman"/>
-        </w:rPr>
-        <w:t xml:space="preserve">. </w:t>
-      </w:r>
-      <w:r>
-        <w:rPr>
-          <w:rFonts w:ascii="Times New Roman" w:hAnsi="Times New Roman" w:cs="Times New Roman"/>
-        </w:rPr>
-        <w:t xml:space="preserve">Difference in bacterial abundance, diversity, evenness and multidimensional dissimilarity between </w:t>
+        <w:t xml:space="preserve"> faeces. Difference in bacterial abundance, diversity, evenness and multidimensional dissimilarity between </w:t>
       </w:r>
       <w:r>
         <w:rPr>
@@ -30648,7 +32645,7 @@
         </w:rPr>
         <w:t xml:space="preserve"> are available at </w:t>
       </w:r>
-      <w:hyperlink r:id="rId22" w:history="1">
+      <w:hyperlink r:id="rId23" w:history="1">
         <w:r>
           <w:rPr>
             <w:rStyle w:val="Hyperlink"/>
@@ -34383,8 +36380,8 @@
       </w:pPr>
     </w:p>
     <w:sectPr>
-      <w:footerReference w:type="even" r:id="rId23"/>
-      <w:footerReference w:type="default" r:id="rId24"/>
+      <w:footerReference w:type="even" r:id="rId24"/>
+      <w:footerReference w:type="default" r:id="rId25"/>
       <w:pgSz w:w="11906" w:h="16838"/>
       <w:pgMar w:top="1440" w:right="1440" w:bottom="1440" w:left="1440" w:header="708" w:footer="708" w:gutter="0"/>
       <w:cols w:space="708"/>
